--- a/documentation/database/2027_13.4_vizsgaremek_Adatbázismodell-diagramm.docx
+++ b/documentation/database/2027_13.4_vizsgaremek_Adatbázismodell-diagramm.docx
@@ -1,6 +1,6 @@
 
 <file path=word/document.xml><?xml version="1.0" encoding="utf-8"?>
-<w:document xmlns:wpc="http://schemas.microsoft.com/office/word/2010/wordprocessingCanvas" xmlns:cx="http://schemas.microsoft.com/office/drawing/2014/chartex" xmlns:cx1="http://schemas.microsoft.com/office/drawing/2015/9/8/chartex" xmlns:cx2="http://schemas.microsoft.com/office/drawing/2015/10/21/chartex" xmlns:cx3="http://schemas.microsoft.com/office/drawing/2016/5/9/chartex" xmlns:cx4="http://schemas.microsoft.com/office/drawing/2016/5/10/chartex" xmlns:cx5="http://schemas.microsoft.com/office/drawing/2016/5/11/chartex" xmlns:cx6="http://schemas.microsoft.com/office/drawing/2016/5/12/chartex" xmlns:cx7="http://schemas.microsoft.com/office/drawing/2016/5/13/chartex" xmlns:cx8="http://schemas.microsoft.com/office/drawing/2016/5/14/chartex" xmlns:mc="http://schemas.openxmlformats.org/markup-compatibility/2006" xmlns:aink="http://schemas.microsoft.com/office/drawing/2016/ink" xmlns:am3d="http://schemas.microsoft.com/office/drawing/2017/model3d" xmlns:o="urn:schemas-microsoft-com:office:office" xmlns:r="http://schemas.openxmlformats.org/officeDocument/2006/relationships" xmlns:m="http://schemas.openxmlformats.org/officeDocument/2006/math" xmlns:v="urn:schemas-microsoft-com:vml" xmlns:wp14="http://schemas.microsoft.com/office/word/2010/wordprocessingDrawing" xmlns:wp="http://schemas.openxmlformats.org/drawingml/2006/wordprocessingDrawing" xmlns:w10="urn:schemas-microsoft-com:office:word" xmlns:w="http://schemas.openxmlformats.org/wordprocessingml/2006/main" xmlns:w14="http://schemas.microsoft.com/office/word/2010/wordml" xmlns:w15="http://schemas.microsoft.com/office/word/2012/wordml" xmlns:w16cex="http://schemas.microsoft.com/office/word/2018/wordml/cex" xmlns:w16cid="http://schemas.microsoft.com/office/word/2016/wordml/cid" xmlns:w16="http://schemas.microsoft.com/office/word/2018/wordml" xmlns:w16sdtdh="http://schemas.microsoft.com/office/word/2020/wordml/sdtdatahash" xmlns:w16se="http://schemas.microsoft.com/office/word/2015/wordml/symex" xmlns:wpg="http://schemas.microsoft.com/office/word/2010/wordprocessingGroup" xmlns:wpi="http://schemas.microsoft.com/office/word/2010/wordprocessingInk" xmlns:wne="http://schemas.microsoft.com/office/word/2006/wordml" xmlns:wps="http://schemas.microsoft.com/office/word/2010/wordprocessingShape" mc:Ignorable="w14 w15 w16se w16cid w16 w16cex w16sdtdh wp14">
+<w:document xmlns:wpc="http://schemas.microsoft.com/office/word/2010/wordprocessingCanvas" xmlns:cx="http://schemas.microsoft.com/office/drawing/2014/chartex" xmlns:cx1="http://schemas.microsoft.com/office/drawing/2015/9/8/chartex" xmlns:cx2="http://schemas.microsoft.com/office/drawing/2015/10/21/chartex" xmlns:cx3="http://schemas.microsoft.com/office/drawing/2016/5/9/chartex" xmlns:cx4="http://schemas.microsoft.com/office/drawing/2016/5/10/chartex" xmlns:cx5="http://schemas.microsoft.com/office/drawing/2016/5/11/chartex" xmlns:cx6="http://schemas.microsoft.com/office/drawing/2016/5/12/chartex" xmlns:cx7="http://schemas.microsoft.com/office/drawing/2016/5/13/chartex" xmlns:cx8="http://schemas.microsoft.com/office/drawing/2016/5/14/chartex" xmlns:mc="http://schemas.openxmlformats.org/markup-compatibility/2006" xmlns:aink="http://schemas.microsoft.com/office/drawing/2016/ink" xmlns:am3d="http://schemas.microsoft.com/office/drawing/2017/model3d" xmlns:o="urn:schemas-microsoft-com:office:office" xmlns:oel="http://schemas.microsoft.com/office/2019/extlst" xmlns:r="http://schemas.openxmlformats.org/officeDocument/2006/relationships" xmlns:m="http://schemas.openxmlformats.org/officeDocument/2006/math" xmlns:v="urn:schemas-microsoft-com:vml" xmlns:wp14="http://schemas.microsoft.com/office/word/2010/wordprocessingDrawing" xmlns:wp="http://schemas.openxmlformats.org/drawingml/2006/wordprocessingDrawing" xmlns:w10="urn:schemas-microsoft-com:office:word" xmlns:w="http://schemas.openxmlformats.org/wordprocessingml/2006/main" xmlns:w14="http://schemas.microsoft.com/office/word/2010/wordml" xmlns:w15="http://schemas.microsoft.com/office/word/2012/wordml" xmlns:w16cex="http://schemas.microsoft.com/office/word/2018/wordml/cex" xmlns:w16cid="http://schemas.microsoft.com/office/word/2016/wordml/cid" xmlns:w16="http://schemas.microsoft.com/office/word/2018/wordml" xmlns:w16du="http://schemas.microsoft.com/office/word/2023/wordml/word16du" xmlns:w16sdtdh="http://schemas.microsoft.com/office/word/2020/wordml/sdtdatahash" xmlns:w16sdtfl="http://schemas.microsoft.com/office/word/2024/wordml/sdtformatlock" xmlns:w16se="http://schemas.microsoft.com/office/word/2015/wordml/symex" xmlns:wpg="http://schemas.microsoft.com/office/word/2010/wordprocessingGroup" xmlns:wpi="http://schemas.microsoft.com/office/word/2010/wordprocessingInk" xmlns:wne="http://schemas.microsoft.com/office/word/2006/wordml" xmlns:wps="http://schemas.microsoft.com/office/word/2010/wordprocessingShape" mc:Ignorable="w14 w15 w16se w16cid w16 w16cex w16sdtdh w16sdtfl w16du wp14">
   <w:body>
     <w:p>
       <w:pPr>
@@ -74,7 +74,27 @@
           <w:szCs w:val="24"/>
           <w:lang w:eastAsia="hu-HU"/>
         </w:rPr>
-        <w:t>email [VARCHAR(255), NOT NULL]: E-mail-cím</w:t>
+        <w:t>email [</w:t>
+      </w:r>
+      <w:proofErr w:type="gramStart"/>
+      <w:r>
+        <w:rPr>
+          <w:rFonts w:ascii="Segoe UI" w:eastAsia="Times New Roman" w:hAnsi="Segoe UI" w:cs="Segoe UI"/>
+          <w:sz w:val="24"/>
+          <w:szCs w:val="24"/>
+          <w:lang w:eastAsia="hu-HU"/>
+        </w:rPr>
+        <w:t>VARCHAR(</w:t>
+      </w:r>
+      <w:proofErr w:type="gramEnd"/>
+      <w:r>
+        <w:rPr>
+          <w:rFonts w:ascii="Segoe UI" w:eastAsia="Times New Roman" w:hAnsi="Segoe UI" w:cs="Segoe UI"/>
+          <w:sz w:val="24"/>
+          <w:szCs w:val="24"/>
+          <w:lang w:eastAsia="hu-HU"/>
+        </w:rPr>
+        <w:t>255), NOT NULL]: E-mail-cím</w:t>
       </w:r>
     </w:p>
     <w:p>
@@ -109,7 +129,27 @@
           <w:szCs w:val="24"/>
           <w:lang w:eastAsia="hu-HU"/>
         </w:rPr>
-        <w:t xml:space="preserve"> [VARCHAR(255), NOT NULL]: Jelszó vagy </w:t>
+        <w:t xml:space="preserve"> [</w:t>
+      </w:r>
+      <w:proofErr w:type="gramStart"/>
+      <w:r>
+        <w:rPr>
+          <w:rFonts w:ascii="Segoe UI" w:eastAsia="Times New Roman" w:hAnsi="Segoe UI" w:cs="Segoe UI"/>
+          <w:sz w:val="24"/>
+          <w:szCs w:val="24"/>
+          <w:lang w:eastAsia="hu-HU"/>
+        </w:rPr>
+        <w:t>VARCHAR(</w:t>
+      </w:r>
+      <w:proofErr w:type="gramEnd"/>
+      <w:r>
+        <w:rPr>
+          <w:rFonts w:ascii="Segoe UI" w:eastAsia="Times New Roman" w:hAnsi="Segoe UI" w:cs="Segoe UI"/>
+          <w:sz w:val="24"/>
+          <w:szCs w:val="24"/>
+          <w:lang w:eastAsia="hu-HU"/>
+        </w:rPr>
+        <w:t xml:space="preserve">255), NOT NULL]: Jelszó vagy </w:t>
       </w:r>
       <w:proofErr w:type="spellStart"/>
       <w:r>
@@ -155,7 +195,27 @@
           <w:szCs w:val="24"/>
           <w:lang w:eastAsia="hu-HU"/>
         </w:rPr>
-        <w:t xml:space="preserve"> [TIMESTAMP(0) WITHOUT TIME ZONE, NOT NULL]: A profil létrehozásának időpontja</w:t>
+        <w:t xml:space="preserve"> [</w:t>
+      </w:r>
+      <w:proofErr w:type="gramStart"/>
+      <w:r>
+        <w:rPr>
+          <w:rFonts w:ascii="Segoe UI" w:eastAsia="Times New Roman" w:hAnsi="Segoe UI" w:cs="Segoe UI"/>
+          <w:sz w:val="24"/>
+          <w:szCs w:val="24"/>
+          <w:lang w:eastAsia="hu-HU"/>
+        </w:rPr>
+        <w:t>TIMESTAMP(</w:t>
+      </w:r>
+      <w:proofErr w:type="gramEnd"/>
+      <w:r>
+        <w:rPr>
+          <w:rFonts w:ascii="Segoe UI" w:eastAsia="Times New Roman" w:hAnsi="Segoe UI" w:cs="Segoe UI"/>
+          <w:sz w:val="24"/>
+          <w:szCs w:val="24"/>
+          <w:lang w:eastAsia="hu-HU"/>
+        </w:rPr>
+        <w:t>0) WITHOUT TIME ZONE, NOT NULL]: A profil létrehozásának időpontja</w:t>
       </w:r>
     </w:p>
     <w:p>
@@ -233,7 +293,27 @@
           <w:szCs w:val="24"/>
           <w:lang w:eastAsia="hu-HU"/>
         </w:rPr>
-        <w:t xml:space="preserve"> [VARCHAR(255), NOT NULL]: Az alapanyag neve</w:t>
+        <w:t xml:space="preserve"> [</w:t>
+      </w:r>
+      <w:proofErr w:type="gramStart"/>
+      <w:r>
+        <w:rPr>
+          <w:rFonts w:ascii="Segoe UI" w:eastAsia="Times New Roman" w:hAnsi="Segoe UI" w:cs="Segoe UI"/>
+          <w:sz w:val="24"/>
+          <w:szCs w:val="24"/>
+          <w:lang w:eastAsia="hu-HU"/>
+        </w:rPr>
+        <w:t>VARCHAR(</w:t>
+      </w:r>
+      <w:proofErr w:type="gramEnd"/>
+      <w:r>
+        <w:rPr>
+          <w:rFonts w:ascii="Segoe UI" w:eastAsia="Times New Roman" w:hAnsi="Segoe UI" w:cs="Segoe UI"/>
+          <w:sz w:val="24"/>
+          <w:szCs w:val="24"/>
+          <w:lang w:eastAsia="hu-HU"/>
+        </w:rPr>
+        <w:t>255), NOT NULL]: Az alapanyag neve</w:t>
       </w:r>
     </w:p>
     <w:p>
@@ -351,7 +431,27 @@
           <w:szCs w:val="24"/>
           <w:lang w:eastAsia="hu-HU"/>
         </w:rPr>
-        <w:t xml:space="preserve"> [VARCHAR(255), NOT NULL]: Az allergén neve</w:t>
+        <w:t xml:space="preserve"> [</w:t>
+      </w:r>
+      <w:proofErr w:type="gramStart"/>
+      <w:r>
+        <w:rPr>
+          <w:rFonts w:ascii="Segoe UI" w:eastAsia="Times New Roman" w:hAnsi="Segoe UI" w:cs="Segoe UI"/>
+          <w:sz w:val="24"/>
+          <w:szCs w:val="24"/>
+          <w:lang w:eastAsia="hu-HU"/>
+        </w:rPr>
+        <w:t>VARCHAR(</w:t>
+      </w:r>
+      <w:proofErr w:type="gramEnd"/>
+      <w:r>
+        <w:rPr>
+          <w:rFonts w:ascii="Segoe UI" w:eastAsia="Times New Roman" w:hAnsi="Segoe UI" w:cs="Segoe UI"/>
+          <w:sz w:val="24"/>
+          <w:szCs w:val="24"/>
+          <w:lang w:eastAsia="hu-HU"/>
+        </w:rPr>
+        <w:t>255), NOT NULL]: Az allergén neve</w:t>
       </w:r>
     </w:p>
     <w:p>
@@ -429,7 +529,27 @@
           <w:szCs w:val="24"/>
           <w:lang w:eastAsia="hu-HU"/>
         </w:rPr>
-        <w:t xml:space="preserve"> [VARCHAR(255), NOT NULL]: A recept neve</w:t>
+        <w:t xml:space="preserve"> [</w:t>
+      </w:r>
+      <w:proofErr w:type="gramStart"/>
+      <w:r>
+        <w:rPr>
+          <w:rFonts w:ascii="Segoe UI" w:eastAsia="Times New Roman" w:hAnsi="Segoe UI" w:cs="Segoe UI"/>
+          <w:sz w:val="24"/>
+          <w:szCs w:val="24"/>
+          <w:lang w:eastAsia="hu-HU"/>
+        </w:rPr>
+        <w:t>VARCHAR(</w:t>
+      </w:r>
+      <w:proofErr w:type="gramEnd"/>
+      <w:r>
+        <w:rPr>
+          <w:rFonts w:ascii="Segoe UI" w:eastAsia="Times New Roman" w:hAnsi="Segoe UI" w:cs="Segoe UI"/>
+          <w:sz w:val="24"/>
+          <w:szCs w:val="24"/>
+          <w:lang w:eastAsia="hu-HU"/>
+        </w:rPr>
+        <w:t>255), NOT NULL]: A recept neve</w:t>
       </w:r>
     </w:p>
     <w:p>
@@ -464,7 +584,27 @@
           <w:szCs w:val="24"/>
           <w:lang w:eastAsia="hu-HU"/>
         </w:rPr>
-        <w:t xml:space="preserve"> [VARCHAR(255), NOT NULL]: A recept leírása</w:t>
+        <w:t xml:space="preserve"> [</w:t>
+      </w:r>
+      <w:proofErr w:type="gramStart"/>
+      <w:r>
+        <w:rPr>
+          <w:rFonts w:ascii="Segoe UI" w:eastAsia="Times New Roman" w:hAnsi="Segoe UI" w:cs="Segoe UI"/>
+          <w:sz w:val="24"/>
+          <w:szCs w:val="24"/>
+          <w:lang w:eastAsia="hu-HU"/>
+        </w:rPr>
+        <w:t>VARCHAR(</w:t>
+      </w:r>
+      <w:proofErr w:type="gramEnd"/>
+      <w:r>
+        <w:rPr>
+          <w:rFonts w:ascii="Segoe UI" w:eastAsia="Times New Roman" w:hAnsi="Segoe UI" w:cs="Segoe UI"/>
+          <w:sz w:val="24"/>
+          <w:szCs w:val="24"/>
+          <w:lang w:eastAsia="hu-HU"/>
+        </w:rPr>
+        <w:t>255), NOT NULL]: A recept leírása</w:t>
       </w:r>
     </w:p>
     <w:p>
@@ -593,7 +733,27 @@
           <w:szCs w:val="24"/>
           <w:lang w:eastAsia="hu-HU"/>
         </w:rPr>
-        <w:t xml:space="preserve"> [VARCHAR(255), NULL]: A recept képének elérési útja vagy címe</w:t>
+        <w:t xml:space="preserve"> [</w:t>
+      </w:r>
+      <w:proofErr w:type="gramStart"/>
+      <w:r>
+        <w:rPr>
+          <w:rFonts w:ascii="Segoe UI" w:eastAsia="Times New Roman" w:hAnsi="Segoe UI" w:cs="Segoe UI"/>
+          <w:sz w:val="24"/>
+          <w:szCs w:val="24"/>
+          <w:lang w:eastAsia="hu-HU"/>
+        </w:rPr>
+        <w:t>VARCHAR(</w:t>
+      </w:r>
+      <w:proofErr w:type="gramEnd"/>
+      <w:r>
+        <w:rPr>
+          <w:rFonts w:ascii="Segoe UI" w:eastAsia="Times New Roman" w:hAnsi="Segoe UI" w:cs="Segoe UI"/>
+          <w:sz w:val="24"/>
+          <w:szCs w:val="24"/>
+          <w:lang w:eastAsia="hu-HU"/>
+        </w:rPr>
+        <w:t>255), NULL]: A recept képének elérési útja vagy címe</w:t>
       </w:r>
     </w:p>
     <w:p>
@@ -748,14 +908,25 @@
         </w:rPr>
         <w:t xml:space="preserve"> [</w:t>
       </w:r>
-      <w:r>
-        <w:rPr>
-          <w:rFonts w:ascii="Segoe UI" w:eastAsia="Times New Roman" w:hAnsi="Segoe UI" w:cs="Segoe UI"/>
-          <w:sz w:val="24"/>
-          <w:szCs w:val="24"/>
-          <w:lang w:eastAsia="hu-HU"/>
-        </w:rPr>
-        <w:t>VARCHAR(255)</w:t>
+      <w:proofErr w:type="gramStart"/>
+      <w:r>
+        <w:rPr>
+          <w:rFonts w:ascii="Segoe UI" w:eastAsia="Times New Roman" w:hAnsi="Segoe UI" w:cs="Segoe UI"/>
+          <w:sz w:val="24"/>
+          <w:szCs w:val="24"/>
+          <w:lang w:eastAsia="hu-HU"/>
+        </w:rPr>
+        <w:t>VARCHAR(</w:t>
+      </w:r>
+      <w:proofErr w:type="gramEnd"/>
+      <w:r>
+        <w:rPr>
+          <w:rFonts w:ascii="Segoe UI" w:eastAsia="Times New Roman" w:hAnsi="Segoe UI" w:cs="Segoe UI"/>
+          <w:sz w:val="24"/>
+          <w:szCs w:val="24"/>
+          <w:lang w:eastAsia="hu-HU"/>
+        </w:rPr>
+        <w:t>255)</w:t>
       </w:r>
       <w:r>
         <w:rPr>
@@ -883,7 +1054,27 @@
           <w:szCs w:val="24"/>
           <w:lang w:eastAsia="hu-HU"/>
         </w:rPr>
-        <w:t xml:space="preserve"> [VARCHAR(255), NOT NULL]: A fiókhoz tartozó étrend</w:t>
+        <w:t xml:space="preserve"> [</w:t>
+      </w:r>
+      <w:proofErr w:type="gramStart"/>
+      <w:r>
+        <w:rPr>
+          <w:rFonts w:ascii="Segoe UI" w:eastAsia="Times New Roman" w:hAnsi="Segoe UI" w:cs="Segoe UI"/>
+          <w:sz w:val="24"/>
+          <w:szCs w:val="24"/>
+          <w:lang w:eastAsia="hu-HU"/>
+        </w:rPr>
+        <w:t>VARCHAR(</w:t>
+      </w:r>
+      <w:proofErr w:type="gramEnd"/>
+      <w:r>
+        <w:rPr>
+          <w:rFonts w:ascii="Segoe UI" w:eastAsia="Times New Roman" w:hAnsi="Segoe UI" w:cs="Segoe UI"/>
+          <w:sz w:val="24"/>
+          <w:szCs w:val="24"/>
+          <w:lang w:eastAsia="hu-HU"/>
+        </w:rPr>
+        <w:t>255), NOT NULL]: A fiókhoz tartozó étrend</w:t>
       </w:r>
     </w:p>
     <w:p>
@@ -1001,7 +1192,27 @@
           <w:szCs w:val="24"/>
           <w:lang w:eastAsia="hu-HU"/>
         </w:rPr>
-        <w:t xml:space="preserve"> [VARCHAR(255), NOT NULL]: A kategória neve</w:t>
+        <w:t xml:space="preserve"> [</w:t>
+      </w:r>
+      <w:proofErr w:type="gramStart"/>
+      <w:r>
+        <w:rPr>
+          <w:rFonts w:ascii="Segoe UI" w:eastAsia="Times New Roman" w:hAnsi="Segoe UI" w:cs="Segoe UI"/>
+          <w:sz w:val="24"/>
+          <w:szCs w:val="24"/>
+          <w:lang w:eastAsia="hu-HU"/>
+        </w:rPr>
+        <w:t>VARCHAR(</w:t>
+      </w:r>
+      <w:proofErr w:type="gramEnd"/>
+      <w:r>
+        <w:rPr>
+          <w:rFonts w:ascii="Segoe UI" w:eastAsia="Times New Roman" w:hAnsi="Segoe UI" w:cs="Segoe UI"/>
+          <w:sz w:val="24"/>
+          <w:szCs w:val="24"/>
+          <w:lang w:eastAsia="hu-HU"/>
+        </w:rPr>
+        <w:t>255), NOT NULL]: A kategória neve</w:t>
       </w:r>
     </w:p>
     <w:p>
@@ -1460,7 +1671,27 @@
           <w:szCs w:val="24"/>
           <w:lang w:eastAsia="hu-HU"/>
         </w:rPr>
-        <w:t xml:space="preserve"> [VARCHAR(255), NOT NULL]: A recepthez írt vélemény szövege</w:t>
+        <w:t xml:space="preserve"> [</w:t>
+      </w:r>
+      <w:proofErr w:type="gramStart"/>
+      <w:r>
+        <w:rPr>
+          <w:rFonts w:ascii="Segoe UI" w:eastAsia="Times New Roman" w:hAnsi="Segoe UI" w:cs="Segoe UI"/>
+          <w:sz w:val="24"/>
+          <w:szCs w:val="24"/>
+          <w:lang w:eastAsia="hu-HU"/>
+        </w:rPr>
+        <w:t>VARCHAR(</w:t>
+      </w:r>
+      <w:proofErr w:type="gramEnd"/>
+      <w:r>
+        <w:rPr>
+          <w:rFonts w:ascii="Segoe UI" w:eastAsia="Times New Roman" w:hAnsi="Segoe UI" w:cs="Segoe UI"/>
+          <w:sz w:val="24"/>
+          <w:szCs w:val="24"/>
+          <w:lang w:eastAsia="hu-HU"/>
+        </w:rPr>
+        <w:t>255), NOT NULL]: A recepthez írt vélemény szövege</w:t>
       </w:r>
     </w:p>
     <w:p>
@@ -1578,7 +1809,27 @@
           <w:szCs w:val="24"/>
           <w:lang w:eastAsia="hu-HU"/>
         </w:rPr>
-        <w:t xml:space="preserve"> [VARCHAR(255), NOT NULL]: Az alapanyaghoz írt vélemény szövege</w:t>
+        <w:t xml:space="preserve"> [</w:t>
+      </w:r>
+      <w:proofErr w:type="gramStart"/>
+      <w:r>
+        <w:rPr>
+          <w:rFonts w:ascii="Segoe UI" w:eastAsia="Times New Roman" w:hAnsi="Segoe UI" w:cs="Segoe UI"/>
+          <w:sz w:val="24"/>
+          <w:szCs w:val="24"/>
+          <w:lang w:eastAsia="hu-HU"/>
+        </w:rPr>
+        <w:t>VARCHAR(</w:t>
+      </w:r>
+      <w:proofErr w:type="gramEnd"/>
+      <w:r>
+        <w:rPr>
+          <w:rFonts w:ascii="Segoe UI" w:eastAsia="Times New Roman" w:hAnsi="Segoe UI" w:cs="Segoe UI"/>
+          <w:sz w:val="24"/>
+          <w:szCs w:val="24"/>
+          <w:lang w:eastAsia="hu-HU"/>
+        </w:rPr>
+        <w:t>255), NOT NULL]: Az alapanyaghoz írt vélemény szövege</w:t>
       </w:r>
     </w:p>
     <w:p>
@@ -1608,6 +1859,7 @@
         </w:rPr>
         <w:t xml:space="preserve">A kapcsolatok az SQL-ben ténylegesen deklarált idegen kulcsok alapján szerepelnek. Az </w:t>
       </w:r>
+      <w:proofErr w:type="gramStart"/>
       <w:r>
         <w:rPr>
           <w:rFonts w:ascii="Segoe UI" w:eastAsia="Times New Roman" w:hAnsi="Segoe UI" w:cs="Segoe UI"/>
@@ -1617,6 +1869,7 @@
         </w:rPr>
         <w:t>1:N</w:t>
       </w:r>
+      <w:proofErr w:type="gramEnd"/>
       <w:r>
         <w:rPr>
           <w:rFonts w:ascii="Segoe UI" w:eastAsia="Times New Roman" w:hAnsi="Segoe UI" w:cs="Segoe UI"/>
@@ -1710,24 +1963,55 @@
         <w:t xml:space="preserve">profil.id → </w:t>
       </w:r>
       <w:proofErr w:type="spellStart"/>
-      <w:r>
-        <w:rPr>
-          <w:rFonts w:ascii="Segoe UI" w:eastAsia="Times New Roman" w:hAnsi="Segoe UI" w:cs="Segoe UI"/>
-          <w:sz w:val="24"/>
-          <w:szCs w:val="24"/>
-          <w:lang w:eastAsia="hu-HU"/>
-        </w:rPr>
-        <w:t>fiok.profil_id</w:t>
-      </w:r>
-      <w:proofErr w:type="spellEnd"/>
-      <w:r>
-        <w:rPr>
-          <w:rFonts w:ascii="Segoe UI" w:eastAsia="Times New Roman" w:hAnsi="Segoe UI" w:cs="Segoe UI"/>
-          <w:sz w:val="24"/>
-          <w:szCs w:val="24"/>
-          <w:lang w:eastAsia="hu-HU"/>
-        </w:rPr>
-        <w:t xml:space="preserve"> [1:N kapcsolat]</w:t>
+      <w:proofErr w:type="gramStart"/>
+      <w:r>
+        <w:rPr>
+          <w:rFonts w:ascii="Segoe UI" w:eastAsia="Times New Roman" w:hAnsi="Segoe UI" w:cs="Segoe UI"/>
+          <w:sz w:val="24"/>
+          <w:szCs w:val="24"/>
+          <w:lang w:eastAsia="hu-HU"/>
+        </w:rPr>
+        <w:t>fiok.profil</w:t>
+      </w:r>
+      <w:proofErr w:type="gramEnd"/>
+      <w:r>
+        <w:rPr>
+          <w:rFonts w:ascii="Segoe UI" w:eastAsia="Times New Roman" w:hAnsi="Segoe UI" w:cs="Segoe UI"/>
+          <w:sz w:val="24"/>
+          <w:szCs w:val="24"/>
+          <w:lang w:eastAsia="hu-HU"/>
+        </w:rPr>
+        <w:t>_id</w:t>
+      </w:r>
+      <w:proofErr w:type="spellEnd"/>
+      <w:r>
+        <w:rPr>
+          <w:rFonts w:ascii="Segoe UI" w:eastAsia="Times New Roman" w:hAnsi="Segoe UI" w:cs="Segoe UI"/>
+          <w:sz w:val="24"/>
+          <w:szCs w:val="24"/>
+          <w:lang w:eastAsia="hu-HU"/>
+        </w:rPr>
+        <w:t xml:space="preserve"> [</w:t>
+      </w:r>
+      <w:proofErr w:type="gramStart"/>
+      <w:r>
+        <w:rPr>
+          <w:rFonts w:ascii="Segoe UI" w:eastAsia="Times New Roman" w:hAnsi="Segoe UI" w:cs="Segoe UI"/>
+          <w:sz w:val="24"/>
+          <w:szCs w:val="24"/>
+          <w:lang w:eastAsia="hu-HU"/>
+        </w:rPr>
+        <w:t>1:N</w:t>
+      </w:r>
+      <w:proofErr w:type="gramEnd"/>
+      <w:r>
+        <w:rPr>
+          <w:rFonts w:ascii="Segoe UI" w:eastAsia="Times New Roman" w:hAnsi="Segoe UI" w:cs="Segoe UI"/>
+          <w:sz w:val="24"/>
+          <w:szCs w:val="24"/>
+          <w:lang w:eastAsia="hu-HU"/>
+        </w:rPr>
+        <w:t xml:space="preserve"> kapcsolat]</w:t>
       </w:r>
     </w:p>
     <w:p>
@@ -1754,24 +2038,55 @@
         <w:t xml:space="preserve">profil.id → </w:t>
       </w:r>
       <w:proofErr w:type="spellStart"/>
-      <w:r>
-        <w:rPr>
-          <w:rFonts w:ascii="Segoe UI" w:eastAsia="Times New Roman" w:hAnsi="Segoe UI" w:cs="Segoe UI"/>
-          <w:sz w:val="24"/>
-          <w:szCs w:val="24"/>
-          <w:lang w:eastAsia="hu-HU"/>
-        </w:rPr>
-        <w:t>huto.profil_id</w:t>
-      </w:r>
-      <w:proofErr w:type="spellEnd"/>
-      <w:r>
-        <w:rPr>
-          <w:rFonts w:ascii="Segoe UI" w:eastAsia="Times New Roman" w:hAnsi="Segoe UI" w:cs="Segoe UI"/>
-          <w:sz w:val="24"/>
-          <w:szCs w:val="24"/>
-          <w:lang w:eastAsia="hu-HU"/>
-        </w:rPr>
-        <w:t xml:space="preserve"> [1:N kapcsolat]</w:t>
+      <w:proofErr w:type="gramStart"/>
+      <w:r>
+        <w:rPr>
+          <w:rFonts w:ascii="Segoe UI" w:eastAsia="Times New Roman" w:hAnsi="Segoe UI" w:cs="Segoe UI"/>
+          <w:sz w:val="24"/>
+          <w:szCs w:val="24"/>
+          <w:lang w:eastAsia="hu-HU"/>
+        </w:rPr>
+        <w:t>huto.profil</w:t>
+      </w:r>
+      <w:proofErr w:type="gramEnd"/>
+      <w:r>
+        <w:rPr>
+          <w:rFonts w:ascii="Segoe UI" w:eastAsia="Times New Roman" w:hAnsi="Segoe UI" w:cs="Segoe UI"/>
+          <w:sz w:val="24"/>
+          <w:szCs w:val="24"/>
+          <w:lang w:eastAsia="hu-HU"/>
+        </w:rPr>
+        <w:t>_id</w:t>
+      </w:r>
+      <w:proofErr w:type="spellEnd"/>
+      <w:r>
+        <w:rPr>
+          <w:rFonts w:ascii="Segoe UI" w:eastAsia="Times New Roman" w:hAnsi="Segoe UI" w:cs="Segoe UI"/>
+          <w:sz w:val="24"/>
+          <w:szCs w:val="24"/>
+          <w:lang w:eastAsia="hu-HU"/>
+        </w:rPr>
+        <w:t xml:space="preserve"> [</w:t>
+      </w:r>
+      <w:proofErr w:type="gramStart"/>
+      <w:r>
+        <w:rPr>
+          <w:rFonts w:ascii="Segoe UI" w:eastAsia="Times New Roman" w:hAnsi="Segoe UI" w:cs="Segoe UI"/>
+          <w:sz w:val="24"/>
+          <w:szCs w:val="24"/>
+          <w:lang w:eastAsia="hu-HU"/>
+        </w:rPr>
+        <w:t>1:N</w:t>
+      </w:r>
+      <w:proofErr w:type="gramEnd"/>
+      <w:r>
+        <w:rPr>
+          <w:rFonts w:ascii="Segoe UI" w:eastAsia="Times New Roman" w:hAnsi="Segoe UI" w:cs="Segoe UI"/>
+          <w:sz w:val="24"/>
+          <w:szCs w:val="24"/>
+          <w:lang w:eastAsia="hu-HU"/>
+        </w:rPr>
+        <w:t xml:space="preserve"> kapcsolat]</w:t>
       </w:r>
     </w:p>
     <w:p>
@@ -1864,17 +2179,57 @@
           <w:szCs w:val="24"/>
           <w:lang w:eastAsia="hu-HU"/>
         </w:rPr>
-        <w:t>allergen_alapanyag_osszekoto.alapanyag_id</w:t>
-      </w:r>
-      <w:proofErr w:type="spellEnd"/>
-      <w:r>
-        <w:rPr>
-          <w:rFonts w:ascii="Segoe UI" w:eastAsia="Times New Roman" w:hAnsi="Segoe UI" w:cs="Segoe UI"/>
-          <w:sz w:val="24"/>
-          <w:szCs w:val="24"/>
-          <w:lang w:eastAsia="hu-HU"/>
-        </w:rPr>
-        <w:t xml:space="preserve"> [1:N kapcsolat]</w:t>
+        <w:t>allergen_alapanyag_</w:t>
+      </w:r>
+      <w:proofErr w:type="gramStart"/>
+      <w:r>
+        <w:rPr>
+          <w:rFonts w:ascii="Segoe UI" w:eastAsia="Times New Roman" w:hAnsi="Segoe UI" w:cs="Segoe UI"/>
+          <w:sz w:val="24"/>
+          <w:szCs w:val="24"/>
+          <w:lang w:eastAsia="hu-HU"/>
+        </w:rPr>
+        <w:t>osszekoto.alapanyag</w:t>
+      </w:r>
+      <w:proofErr w:type="gramEnd"/>
+      <w:r>
+        <w:rPr>
+          <w:rFonts w:ascii="Segoe UI" w:eastAsia="Times New Roman" w:hAnsi="Segoe UI" w:cs="Segoe UI"/>
+          <w:sz w:val="24"/>
+          <w:szCs w:val="24"/>
+          <w:lang w:eastAsia="hu-HU"/>
+        </w:rPr>
+        <w:t>_id</w:t>
+      </w:r>
+      <w:proofErr w:type="spellEnd"/>
+      <w:r>
+        <w:rPr>
+          <w:rFonts w:ascii="Segoe UI" w:eastAsia="Times New Roman" w:hAnsi="Segoe UI" w:cs="Segoe UI"/>
+          <w:sz w:val="24"/>
+          <w:szCs w:val="24"/>
+          <w:lang w:eastAsia="hu-HU"/>
+        </w:rPr>
+        <w:t xml:space="preserve"> [</w:t>
+      </w:r>
+      <w:proofErr w:type="gramStart"/>
+      <w:r>
+        <w:rPr>
+          <w:rFonts w:ascii="Segoe UI" w:eastAsia="Times New Roman" w:hAnsi="Segoe UI" w:cs="Segoe UI"/>
+          <w:sz w:val="24"/>
+          <w:szCs w:val="24"/>
+          <w:lang w:eastAsia="hu-HU"/>
+        </w:rPr>
+        <w:t>1:N</w:t>
+      </w:r>
+      <w:proofErr w:type="gramEnd"/>
+      <w:r>
+        <w:rPr>
+          <w:rFonts w:ascii="Segoe UI" w:eastAsia="Times New Roman" w:hAnsi="Segoe UI" w:cs="Segoe UI"/>
+          <w:sz w:val="24"/>
+          <w:szCs w:val="24"/>
+          <w:lang w:eastAsia="hu-HU"/>
+        </w:rPr>
+        <w:t xml:space="preserve"> kapcsolat]</w:t>
       </w:r>
     </w:p>
     <w:p>
@@ -1908,17 +2263,57 @@
           <w:szCs w:val="24"/>
           <w:lang w:eastAsia="hu-HU"/>
         </w:rPr>
-        <w:t>recept_alapanyag_osszekoto.alapanyag_id</w:t>
-      </w:r>
-      <w:proofErr w:type="spellEnd"/>
-      <w:r>
-        <w:rPr>
-          <w:rFonts w:ascii="Segoe UI" w:eastAsia="Times New Roman" w:hAnsi="Segoe UI" w:cs="Segoe UI"/>
-          <w:sz w:val="24"/>
-          <w:szCs w:val="24"/>
-          <w:lang w:eastAsia="hu-HU"/>
-        </w:rPr>
-        <w:t xml:space="preserve"> [1:N kapcsolat]</w:t>
+        <w:t>recept_alapanyag_</w:t>
+      </w:r>
+      <w:proofErr w:type="gramStart"/>
+      <w:r>
+        <w:rPr>
+          <w:rFonts w:ascii="Segoe UI" w:eastAsia="Times New Roman" w:hAnsi="Segoe UI" w:cs="Segoe UI"/>
+          <w:sz w:val="24"/>
+          <w:szCs w:val="24"/>
+          <w:lang w:eastAsia="hu-HU"/>
+        </w:rPr>
+        <w:t>osszekoto.alapanyag</w:t>
+      </w:r>
+      <w:proofErr w:type="gramEnd"/>
+      <w:r>
+        <w:rPr>
+          <w:rFonts w:ascii="Segoe UI" w:eastAsia="Times New Roman" w:hAnsi="Segoe UI" w:cs="Segoe UI"/>
+          <w:sz w:val="24"/>
+          <w:szCs w:val="24"/>
+          <w:lang w:eastAsia="hu-HU"/>
+        </w:rPr>
+        <w:t>_id</w:t>
+      </w:r>
+      <w:proofErr w:type="spellEnd"/>
+      <w:r>
+        <w:rPr>
+          <w:rFonts w:ascii="Segoe UI" w:eastAsia="Times New Roman" w:hAnsi="Segoe UI" w:cs="Segoe UI"/>
+          <w:sz w:val="24"/>
+          <w:szCs w:val="24"/>
+          <w:lang w:eastAsia="hu-HU"/>
+        </w:rPr>
+        <w:t xml:space="preserve"> [</w:t>
+      </w:r>
+      <w:proofErr w:type="gramStart"/>
+      <w:r>
+        <w:rPr>
+          <w:rFonts w:ascii="Segoe UI" w:eastAsia="Times New Roman" w:hAnsi="Segoe UI" w:cs="Segoe UI"/>
+          <w:sz w:val="24"/>
+          <w:szCs w:val="24"/>
+          <w:lang w:eastAsia="hu-HU"/>
+        </w:rPr>
+        <w:t>1:N</w:t>
+      </w:r>
+      <w:proofErr w:type="gramEnd"/>
+      <w:r>
+        <w:rPr>
+          <w:rFonts w:ascii="Segoe UI" w:eastAsia="Times New Roman" w:hAnsi="Segoe UI" w:cs="Segoe UI"/>
+          <w:sz w:val="24"/>
+          <w:szCs w:val="24"/>
+          <w:lang w:eastAsia="hu-HU"/>
+        </w:rPr>
+        <w:t xml:space="preserve"> kapcsolat]</w:t>
       </w:r>
     </w:p>
     <w:p>
@@ -1945,24 +2340,55 @@
         <w:t xml:space="preserve">alapanyag.id → </w:t>
       </w:r>
       <w:proofErr w:type="spellStart"/>
-      <w:r>
-        <w:rPr>
-          <w:rFonts w:ascii="Segoe UI" w:eastAsia="Times New Roman" w:hAnsi="Segoe UI" w:cs="Segoe UI"/>
-          <w:sz w:val="24"/>
-          <w:szCs w:val="24"/>
-          <w:lang w:eastAsia="hu-HU"/>
-        </w:rPr>
-        <w:t>huto.alapanyag_id</w:t>
-      </w:r>
-      <w:proofErr w:type="spellEnd"/>
-      <w:r>
-        <w:rPr>
-          <w:rFonts w:ascii="Segoe UI" w:eastAsia="Times New Roman" w:hAnsi="Segoe UI" w:cs="Segoe UI"/>
-          <w:sz w:val="24"/>
-          <w:szCs w:val="24"/>
-          <w:lang w:eastAsia="hu-HU"/>
-        </w:rPr>
-        <w:t xml:space="preserve"> [1:N kapcsolat]</w:t>
+      <w:proofErr w:type="gramStart"/>
+      <w:r>
+        <w:rPr>
+          <w:rFonts w:ascii="Segoe UI" w:eastAsia="Times New Roman" w:hAnsi="Segoe UI" w:cs="Segoe UI"/>
+          <w:sz w:val="24"/>
+          <w:szCs w:val="24"/>
+          <w:lang w:eastAsia="hu-HU"/>
+        </w:rPr>
+        <w:t>huto.alapanyag</w:t>
+      </w:r>
+      <w:proofErr w:type="gramEnd"/>
+      <w:r>
+        <w:rPr>
+          <w:rFonts w:ascii="Segoe UI" w:eastAsia="Times New Roman" w:hAnsi="Segoe UI" w:cs="Segoe UI"/>
+          <w:sz w:val="24"/>
+          <w:szCs w:val="24"/>
+          <w:lang w:eastAsia="hu-HU"/>
+        </w:rPr>
+        <w:t>_id</w:t>
+      </w:r>
+      <w:proofErr w:type="spellEnd"/>
+      <w:r>
+        <w:rPr>
+          <w:rFonts w:ascii="Segoe UI" w:eastAsia="Times New Roman" w:hAnsi="Segoe UI" w:cs="Segoe UI"/>
+          <w:sz w:val="24"/>
+          <w:szCs w:val="24"/>
+          <w:lang w:eastAsia="hu-HU"/>
+        </w:rPr>
+        <w:t xml:space="preserve"> [</w:t>
+      </w:r>
+      <w:proofErr w:type="gramStart"/>
+      <w:r>
+        <w:rPr>
+          <w:rFonts w:ascii="Segoe UI" w:eastAsia="Times New Roman" w:hAnsi="Segoe UI" w:cs="Segoe UI"/>
+          <w:sz w:val="24"/>
+          <w:szCs w:val="24"/>
+          <w:lang w:eastAsia="hu-HU"/>
+        </w:rPr>
+        <w:t>1:N</w:t>
+      </w:r>
+      <w:proofErr w:type="gramEnd"/>
+      <w:r>
+        <w:rPr>
+          <w:rFonts w:ascii="Segoe UI" w:eastAsia="Times New Roman" w:hAnsi="Segoe UI" w:cs="Segoe UI"/>
+          <w:sz w:val="24"/>
+          <w:szCs w:val="24"/>
+          <w:lang w:eastAsia="hu-HU"/>
+        </w:rPr>
+        <w:t xml:space="preserve"> kapcsolat]</w:t>
       </w:r>
     </w:p>
     <w:p>
@@ -1996,17 +2422,57 @@
           <w:szCs w:val="24"/>
           <w:lang w:eastAsia="hu-HU"/>
         </w:rPr>
-        <w:t>velemeny_alapanyagrol.alapanyag_id</w:t>
-      </w:r>
-      <w:proofErr w:type="spellEnd"/>
-      <w:r>
-        <w:rPr>
-          <w:rFonts w:ascii="Segoe UI" w:eastAsia="Times New Roman" w:hAnsi="Segoe UI" w:cs="Segoe UI"/>
-          <w:sz w:val="24"/>
-          <w:szCs w:val="24"/>
-          <w:lang w:eastAsia="hu-HU"/>
-        </w:rPr>
-        <w:t xml:space="preserve"> [1:N kapcsolat]</w:t>
+        <w:t>velemeny_</w:t>
+      </w:r>
+      <w:proofErr w:type="gramStart"/>
+      <w:r>
+        <w:rPr>
+          <w:rFonts w:ascii="Segoe UI" w:eastAsia="Times New Roman" w:hAnsi="Segoe UI" w:cs="Segoe UI"/>
+          <w:sz w:val="24"/>
+          <w:szCs w:val="24"/>
+          <w:lang w:eastAsia="hu-HU"/>
+        </w:rPr>
+        <w:t>alapanyagrol.alapanyag</w:t>
+      </w:r>
+      <w:proofErr w:type="gramEnd"/>
+      <w:r>
+        <w:rPr>
+          <w:rFonts w:ascii="Segoe UI" w:eastAsia="Times New Roman" w:hAnsi="Segoe UI" w:cs="Segoe UI"/>
+          <w:sz w:val="24"/>
+          <w:szCs w:val="24"/>
+          <w:lang w:eastAsia="hu-HU"/>
+        </w:rPr>
+        <w:t>_id</w:t>
+      </w:r>
+      <w:proofErr w:type="spellEnd"/>
+      <w:r>
+        <w:rPr>
+          <w:rFonts w:ascii="Segoe UI" w:eastAsia="Times New Roman" w:hAnsi="Segoe UI" w:cs="Segoe UI"/>
+          <w:sz w:val="24"/>
+          <w:szCs w:val="24"/>
+          <w:lang w:eastAsia="hu-HU"/>
+        </w:rPr>
+        <w:t xml:space="preserve"> [</w:t>
+      </w:r>
+      <w:proofErr w:type="gramStart"/>
+      <w:r>
+        <w:rPr>
+          <w:rFonts w:ascii="Segoe UI" w:eastAsia="Times New Roman" w:hAnsi="Segoe UI" w:cs="Segoe UI"/>
+          <w:sz w:val="24"/>
+          <w:szCs w:val="24"/>
+          <w:lang w:eastAsia="hu-HU"/>
+        </w:rPr>
+        <w:t>1:N</w:t>
+      </w:r>
+      <w:proofErr w:type="gramEnd"/>
+      <w:r>
+        <w:rPr>
+          <w:rFonts w:ascii="Segoe UI" w:eastAsia="Times New Roman" w:hAnsi="Segoe UI" w:cs="Segoe UI"/>
+          <w:sz w:val="24"/>
+          <w:szCs w:val="24"/>
+          <w:lang w:eastAsia="hu-HU"/>
+        </w:rPr>
+        <w:t xml:space="preserve"> kapcsolat]</w:t>
       </w:r>
     </w:p>
     <w:p>
@@ -2104,17 +2570,57 @@
           <w:szCs w:val="24"/>
           <w:lang w:eastAsia="hu-HU"/>
         </w:rPr>
-        <w:t>allergen_alapanyag_osszekoto.allergen_id</w:t>
-      </w:r>
-      <w:proofErr w:type="spellEnd"/>
-      <w:r>
-        <w:rPr>
-          <w:rFonts w:ascii="Segoe UI" w:eastAsia="Times New Roman" w:hAnsi="Segoe UI" w:cs="Segoe UI"/>
-          <w:sz w:val="24"/>
-          <w:szCs w:val="24"/>
-          <w:lang w:eastAsia="hu-HU"/>
-        </w:rPr>
-        <w:t xml:space="preserve"> [1:N kapcsolat]</w:t>
+        <w:t>allergen_alapanyag_</w:t>
+      </w:r>
+      <w:proofErr w:type="gramStart"/>
+      <w:r>
+        <w:rPr>
+          <w:rFonts w:ascii="Segoe UI" w:eastAsia="Times New Roman" w:hAnsi="Segoe UI" w:cs="Segoe UI"/>
+          <w:sz w:val="24"/>
+          <w:szCs w:val="24"/>
+          <w:lang w:eastAsia="hu-HU"/>
+        </w:rPr>
+        <w:t>osszekoto.allergen</w:t>
+      </w:r>
+      <w:proofErr w:type="gramEnd"/>
+      <w:r>
+        <w:rPr>
+          <w:rFonts w:ascii="Segoe UI" w:eastAsia="Times New Roman" w:hAnsi="Segoe UI" w:cs="Segoe UI"/>
+          <w:sz w:val="24"/>
+          <w:szCs w:val="24"/>
+          <w:lang w:eastAsia="hu-HU"/>
+        </w:rPr>
+        <w:t>_id</w:t>
+      </w:r>
+      <w:proofErr w:type="spellEnd"/>
+      <w:r>
+        <w:rPr>
+          <w:rFonts w:ascii="Segoe UI" w:eastAsia="Times New Roman" w:hAnsi="Segoe UI" w:cs="Segoe UI"/>
+          <w:sz w:val="24"/>
+          <w:szCs w:val="24"/>
+          <w:lang w:eastAsia="hu-HU"/>
+        </w:rPr>
+        <w:t xml:space="preserve"> [</w:t>
+      </w:r>
+      <w:proofErr w:type="gramStart"/>
+      <w:r>
+        <w:rPr>
+          <w:rFonts w:ascii="Segoe UI" w:eastAsia="Times New Roman" w:hAnsi="Segoe UI" w:cs="Segoe UI"/>
+          <w:sz w:val="24"/>
+          <w:szCs w:val="24"/>
+          <w:lang w:eastAsia="hu-HU"/>
+        </w:rPr>
+        <w:t>1:N</w:t>
+      </w:r>
+      <w:proofErr w:type="gramEnd"/>
+      <w:r>
+        <w:rPr>
+          <w:rFonts w:ascii="Segoe UI" w:eastAsia="Times New Roman" w:hAnsi="Segoe UI" w:cs="Segoe UI"/>
+          <w:sz w:val="24"/>
+          <w:szCs w:val="24"/>
+          <w:lang w:eastAsia="hu-HU"/>
+        </w:rPr>
+        <w:t xml:space="preserve"> kapcsolat]</w:t>
       </w:r>
     </w:p>
     <w:p>
@@ -2149,17 +2655,57 @@
           <w:szCs w:val="24"/>
           <w:lang w:eastAsia="hu-HU"/>
         </w:rPr>
-        <w:t>allergen_fiok_osszekoto.allergen_id</w:t>
-      </w:r>
-      <w:proofErr w:type="spellEnd"/>
-      <w:r>
-        <w:rPr>
-          <w:rFonts w:ascii="Segoe UI" w:eastAsia="Times New Roman" w:hAnsi="Segoe UI" w:cs="Segoe UI"/>
-          <w:sz w:val="24"/>
-          <w:szCs w:val="24"/>
-          <w:lang w:eastAsia="hu-HU"/>
-        </w:rPr>
-        <w:t xml:space="preserve"> [1:N kapcsolat]</w:t>
+        <w:t>allergen_fiok_</w:t>
+      </w:r>
+      <w:proofErr w:type="gramStart"/>
+      <w:r>
+        <w:rPr>
+          <w:rFonts w:ascii="Segoe UI" w:eastAsia="Times New Roman" w:hAnsi="Segoe UI" w:cs="Segoe UI"/>
+          <w:sz w:val="24"/>
+          <w:szCs w:val="24"/>
+          <w:lang w:eastAsia="hu-HU"/>
+        </w:rPr>
+        <w:t>osszekoto.allergen</w:t>
+      </w:r>
+      <w:proofErr w:type="gramEnd"/>
+      <w:r>
+        <w:rPr>
+          <w:rFonts w:ascii="Segoe UI" w:eastAsia="Times New Roman" w:hAnsi="Segoe UI" w:cs="Segoe UI"/>
+          <w:sz w:val="24"/>
+          <w:szCs w:val="24"/>
+          <w:lang w:eastAsia="hu-HU"/>
+        </w:rPr>
+        <w:t>_id</w:t>
+      </w:r>
+      <w:proofErr w:type="spellEnd"/>
+      <w:r>
+        <w:rPr>
+          <w:rFonts w:ascii="Segoe UI" w:eastAsia="Times New Roman" w:hAnsi="Segoe UI" w:cs="Segoe UI"/>
+          <w:sz w:val="24"/>
+          <w:szCs w:val="24"/>
+          <w:lang w:eastAsia="hu-HU"/>
+        </w:rPr>
+        <w:t xml:space="preserve"> [</w:t>
+      </w:r>
+      <w:proofErr w:type="gramStart"/>
+      <w:r>
+        <w:rPr>
+          <w:rFonts w:ascii="Segoe UI" w:eastAsia="Times New Roman" w:hAnsi="Segoe UI" w:cs="Segoe UI"/>
+          <w:sz w:val="24"/>
+          <w:szCs w:val="24"/>
+          <w:lang w:eastAsia="hu-HU"/>
+        </w:rPr>
+        <w:t>1:N</w:t>
+      </w:r>
+      <w:proofErr w:type="gramEnd"/>
+      <w:r>
+        <w:rPr>
+          <w:rFonts w:ascii="Segoe UI" w:eastAsia="Times New Roman" w:hAnsi="Segoe UI" w:cs="Segoe UI"/>
+          <w:sz w:val="24"/>
+          <w:szCs w:val="24"/>
+          <w:lang w:eastAsia="hu-HU"/>
+        </w:rPr>
+        <w:t xml:space="preserve"> kapcsolat]</w:t>
       </w:r>
     </w:p>
     <w:p>
@@ -2252,17 +2798,57 @@
           <w:szCs w:val="24"/>
           <w:lang w:eastAsia="hu-HU"/>
         </w:rPr>
-        <w:t>recept_alapanyag_osszekoto.recept_id</w:t>
-      </w:r>
-      <w:proofErr w:type="spellEnd"/>
-      <w:r>
-        <w:rPr>
-          <w:rFonts w:ascii="Segoe UI" w:eastAsia="Times New Roman" w:hAnsi="Segoe UI" w:cs="Segoe UI"/>
-          <w:sz w:val="24"/>
-          <w:szCs w:val="24"/>
-          <w:lang w:eastAsia="hu-HU"/>
-        </w:rPr>
-        <w:t xml:space="preserve"> [1:N kapcsolat]</w:t>
+        <w:t>recept_alapanyag_</w:t>
+      </w:r>
+      <w:proofErr w:type="gramStart"/>
+      <w:r>
+        <w:rPr>
+          <w:rFonts w:ascii="Segoe UI" w:eastAsia="Times New Roman" w:hAnsi="Segoe UI" w:cs="Segoe UI"/>
+          <w:sz w:val="24"/>
+          <w:szCs w:val="24"/>
+          <w:lang w:eastAsia="hu-HU"/>
+        </w:rPr>
+        <w:t>osszekoto.recept</w:t>
+      </w:r>
+      <w:proofErr w:type="gramEnd"/>
+      <w:r>
+        <w:rPr>
+          <w:rFonts w:ascii="Segoe UI" w:eastAsia="Times New Roman" w:hAnsi="Segoe UI" w:cs="Segoe UI"/>
+          <w:sz w:val="24"/>
+          <w:szCs w:val="24"/>
+          <w:lang w:eastAsia="hu-HU"/>
+        </w:rPr>
+        <w:t>_id</w:t>
+      </w:r>
+      <w:proofErr w:type="spellEnd"/>
+      <w:r>
+        <w:rPr>
+          <w:rFonts w:ascii="Segoe UI" w:eastAsia="Times New Roman" w:hAnsi="Segoe UI" w:cs="Segoe UI"/>
+          <w:sz w:val="24"/>
+          <w:szCs w:val="24"/>
+          <w:lang w:eastAsia="hu-HU"/>
+        </w:rPr>
+        <w:t xml:space="preserve"> [</w:t>
+      </w:r>
+      <w:proofErr w:type="gramStart"/>
+      <w:r>
+        <w:rPr>
+          <w:rFonts w:ascii="Segoe UI" w:eastAsia="Times New Roman" w:hAnsi="Segoe UI" w:cs="Segoe UI"/>
+          <w:sz w:val="24"/>
+          <w:szCs w:val="24"/>
+          <w:lang w:eastAsia="hu-HU"/>
+        </w:rPr>
+        <w:t>1:N</w:t>
+      </w:r>
+      <w:proofErr w:type="gramEnd"/>
+      <w:r>
+        <w:rPr>
+          <w:rFonts w:ascii="Segoe UI" w:eastAsia="Times New Roman" w:hAnsi="Segoe UI" w:cs="Segoe UI"/>
+          <w:sz w:val="24"/>
+          <w:szCs w:val="24"/>
+          <w:lang w:eastAsia="hu-HU"/>
+        </w:rPr>
+        <w:t xml:space="preserve"> kapcsolat]</w:t>
       </w:r>
     </w:p>
     <w:p>
@@ -2296,17 +2882,57 @@
           <w:szCs w:val="24"/>
           <w:lang w:eastAsia="hu-HU"/>
         </w:rPr>
-        <w:t>velemeny_receptrol.recept_id</w:t>
-      </w:r>
-      <w:proofErr w:type="spellEnd"/>
-      <w:r>
-        <w:rPr>
-          <w:rFonts w:ascii="Segoe UI" w:eastAsia="Times New Roman" w:hAnsi="Segoe UI" w:cs="Segoe UI"/>
-          <w:sz w:val="24"/>
-          <w:szCs w:val="24"/>
-          <w:lang w:eastAsia="hu-HU"/>
-        </w:rPr>
-        <w:t xml:space="preserve"> [1:N kapcsolat]</w:t>
+        <w:t>velemeny_</w:t>
+      </w:r>
+      <w:proofErr w:type="gramStart"/>
+      <w:r>
+        <w:rPr>
+          <w:rFonts w:ascii="Segoe UI" w:eastAsia="Times New Roman" w:hAnsi="Segoe UI" w:cs="Segoe UI"/>
+          <w:sz w:val="24"/>
+          <w:szCs w:val="24"/>
+          <w:lang w:eastAsia="hu-HU"/>
+        </w:rPr>
+        <w:t>receptrol.recept</w:t>
+      </w:r>
+      <w:proofErr w:type="gramEnd"/>
+      <w:r>
+        <w:rPr>
+          <w:rFonts w:ascii="Segoe UI" w:eastAsia="Times New Roman" w:hAnsi="Segoe UI" w:cs="Segoe UI"/>
+          <w:sz w:val="24"/>
+          <w:szCs w:val="24"/>
+          <w:lang w:eastAsia="hu-HU"/>
+        </w:rPr>
+        <w:t>_id</w:t>
+      </w:r>
+      <w:proofErr w:type="spellEnd"/>
+      <w:r>
+        <w:rPr>
+          <w:rFonts w:ascii="Segoe UI" w:eastAsia="Times New Roman" w:hAnsi="Segoe UI" w:cs="Segoe UI"/>
+          <w:sz w:val="24"/>
+          <w:szCs w:val="24"/>
+          <w:lang w:eastAsia="hu-HU"/>
+        </w:rPr>
+        <w:t xml:space="preserve"> [</w:t>
+      </w:r>
+      <w:proofErr w:type="gramStart"/>
+      <w:r>
+        <w:rPr>
+          <w:rFonts w:ascii="Segoe UI" w:eastAsia="Times New Roman" w:hAnsi="Segoe UI" w:cs="Segoe UI"/>
+          <w:sz w:val="24"/>
+          <w:szCs w:val="24"/>
+          <w:lang w:eastAsia="hu-HU"/>
+        </w:rPr>
+        <w:t>1:N</w:t>
+      </w:r>
+      <w:proofErr w:type="gramEnd"/>
+      <w:r>
+        <w:rPr>
+          <w:rFonts w:ascii="Segoe UI" w:eastAsia="Times New Roman" w:hAnsi="Segoe UI" w:cs="Segoe UI"/>
+          <w:sz w:val="24"/>
+          <w:szCs w:val="24"/>
+          <w:lang w:eastAsia="hu-HU"/>
+        </w:rPr>
+        <w:t xml:space="preserve"> kapcsolat]</w:t>
       </w:r>
     </w:p>
     <w:p>
@@ -2393,24 +3019,55 @@
         <w:t xml:space="preserve">- Kategoria.id → </w:t>
       </w:r>
       <w:proofErr w:type="spellStart"/>
-      <w:r>
-        <w:rPr>
-          <w:rFonts w:ascii="Segoe UI" w:eastAsia="Times New Roman" w:hAnsi="Segoe UI" w:cs="Segoe UI"/>
-          <w:sz w:val="24"/>
-          <w:szCs w:val="24"/>
-          <w:lang w:eastAsia="hu-HU"/>
-        </w:rPr>
-        <w:t>recept.kategoria_id</w:t>
-      </w:r>
-      <w:proofErr w:type="spellEnd"/>
-      <w:r>
-        <w:rPr>
-          <w:rFonts w:ascii="Segoe UI" w:eastAsia="Times New Roman" w:hAnsi="Segoe UI" w:cs="Segoe UI"/>
-          <w:sz w:val="24"/>
-          <w:szCs w:val="24"/>
-          <w:lang w:eastAsia="hu-HU"/>
-        </w:rPr>
-        <w:t xml:space="preserve"> [1:N kapcsolat]</w:t>
+      <w:proofErr w:type="gramStart"/>
+      <w:r>
+        <w:rPr>
+          <w:rFonts w:ascii="Segoe UI" w:eastAsia="Times New Roman" w:hAnsi="Segoe UI" w:cs="Segoe UI"/>
+          <w:sz w:val="24"/>
+          <w:szCs w:val="24"/>
+          <w:lang w:eastAsia="hu-HU"/>
+        </w:rPr>
+        <w:t>recept.kategoria</w:t>
+      </w:r>
+      <w:proofErr w:type="gramEnd"/>
+      <w:r>
+        <w:rPr>
+          <w:rFonts w:ascii="Segoe UI" w:eastAsia="Times New Roman" w:hAnsi="Segoe UI" w:cs="Segoe UI"/>
+          <w:sz w:val="24"/>
+          <w:szCs w:val="24"/>
+          <w:lang w:eastAsia="hu-HU"/>
+        </w:rPr>
+        <w:t>_id</w:t>
+      </w:r>
+      <w:proofErr w:type="spellEnd"/>
+      <w:r>
+        <w:rPr>
+          <w:rFonts w:ascii="Segoe UI" w:eastAsia="Times New Roman" w:hAnsi="Segoe UI" w:cs="Segoe UI"/>
+          <w:sz w:val="24"/>
+          <w:szCs w:val="24"/>
+          <w:lang w:eastAsia="hu-HU"/>
+        </w:rPr>
+        <w:t xml:space="preserve"> [</w:t>
+      </w:r>
+      <w:proofErr w:type="gramStart"/>
+      <w:r>
+        <w:rPr>
+          <w:rFonts w:ascii="Segoe UI" w:eastAsia="Times New Roman" w:hAnsi="Segoe UI" w:cs="Segoe UI"/>
+          <w:sz w:val="24"/>
+          <w:szCs w:val="24"/>
+          <w:lang w:eastAsia="hu-HU"/>
+        </w:rPr>
+        <w:t>1:N</w:t>
+      </w:r>
+      <w:proofErr w:type="gramEnd"/>
+      <w:r>
+        <w:rPr>
+          <w:rFonts w:ascii="Segoe UI" w:eastAsia="Times New Roman" w:hAnsi="Segoe UI" w:cs="Segoe UI"/>
+          <w:sz w:val="24"/>
+          <w:szCs w:val="24"/>
+          <w:lang w:eastAsia="hu-HU"/>
+        </w:rPr>
+        <w:t xml:space="preserve"> kapcsolat]</w:t>
       </w:r>
     </w:p>
     <w:p>
@@ -2508,17 +3165,57 @@
           <w:szCs w:val="24"/>
           <w:lang w:eastAsia="hu-HU"/>
         </w:rPr>
-        <w:t>allergen_fiok_osszekoto.fiok_id</w:t>
-      </w:r>
-      <w:proofErr w:type="spellEnd"/>
-      <w:r>
-        <w:rPr>
-          <w:rFonts w:ascii="Segoe UI" w:eastAsia="Times New Roman" w:hAnsi="Segoe UI" w:cs="Segoe UI"/>
-          <w:sz w:val="24"/>
-          <w:szCs w:val="24"/>
-          <w:lang w:eastAsia="hu-HU"/>
-        </w:rPr>
-        <w:t xml:space="preserve"> [1:N kapcsolat]</w:t>
+        <w:t>allergen_fiok_</w:t>
+      </w:r>
+      <w:proofErr w:type="gramStart"/>
+      <w:r>
+        <w:rPr>
+          <w:rFonts w:ascii="Segoe UI" w:eastAsia="Times New Roman" w:hAnsi="Segoe UI" w:cs="Segoe UI"/>
+          <w:sz w:val="24"/>
+          <w:szCs w:val="24"/>
+          <w:lang w:eastAsia="hu-HU"/>
+        </w:rPr>
+        <w:t>osszekoto.fiok</w:t>
+      </w:r>
+      <w:proofErr w:type="gramEnd"/>
+      <w:r>
+        <w:rPr>
+          <w:rFonts w:ascii="Segoe UI" w:eastAsia="Times New Roman" w:hAnsi="Segoe UI" w:cs="Segoe UI"/>
+          <w:sz w:val="24"/>
+          <w:szCs w:val="24"/>
+          <w:lang w:eastAsia="hu-HU"/>
+        </w:rPr>
+        <w:t>_id</w:t>
+      </w:r>
+      <w:proofErr w:type="spellEnd"/>
+      <w:r>
+        <w:rPr>
+          <w:rFonts w:ascii="Segoe UI" w:eastAsia="Times New Roman" w:hAnsi="Segoe UI" w:cs="Segoe UI"/>
+          <w:sz w:val="24"/>
+          <w:szCs w:val="24"/>
+          <w:lang w:eastAsia="hu-HU"/>
+        </w:rPr>
+        <w:t xml:space="preserve"> [</w:t>
+      </w:r>
+      <w:proofErr w:type="gramStart"/>
+      <w:r>
+        <w:rPr>
+          <w:rFonts w:ascii="Segoe UI" w:eastAsia="Times New Roman" w:hAnsi="Segoe UI" w:cs="Segoe UI"/>
+          <w:sz w:val="24"/>
+          <w:szCs w:val="24"/>
+          <w:lang w:eastAsia="hu-HU"/>
+        </w:rPr>
+        <w:t>1:N</w:t>
+      </w:r>
+      <w:proofErr w:type="gramEnd"/>
+      <w:r>
+        <w:rPr>
+          <w:rFonts w:ascii="Segoe UI" w:eastAsia="Times New Roman" w:hAnsi="Segoe UI" w:cs="Segoe UI"/>
+          <w:sz w:val="24"/>
+          <w:szCs w:val="24"/>
+          <w:lang w:eastAsia="hu-HU"/>
+        </w:rPr>
+        <w:t xml:space="preserve"> kapcsolat]</w:t>
       </w:r>
     </w:p>
     <w:p>
@@ -2552,17 +3249,57 @@
           <w:szCs w:val="24"/>
           <w:lang w:eastAsia="hu-HU"/>
         </w:rPr>
-        <w:t>velemeny_receptrol.fiok_id</w:t>
-      </w:r>
-      <w:proofErr w:type="spellEnd"/>
-      <w:r>
-        <w:rPr>
-          <w:rFonts w:ascii="Segoe UI" w:eastAsia="Times New Roman" w:hAnsi="Segoe UI" w:cs="Segoe UI"/>
-          <w:sz w:val="24"/>
-          <w:szCs w:val="24"/>
-          <w:lang w:eastAsia="hu-HU"/>
-        </w:rPr>
-        <w:t xml:space="preserve"> [1:N kapcsolat]</w:t>
+        <w:t>velemeny_</w:t>
+      </w:r>
+      <w:proofErr w:type="gramStart"/>
+      <w:r>
+        <w:rPr>
+          <w:rFonts w:ascii="Segoe UI" w:eastAsia="Times New Roman" w:hAnsi="Segoe UI" w:cs="Segoe UI"/>
+          <w:sz w:val="24"/>
+          <w:szCs w:val="24"/>
+          <w:lang w:eastAsia="hu-HU"/>
+        </w:rPr>
+        <w:t>receptrol.fiok</w:t>
+      </w:r>
+      <w:proofErr w:type="gramEnd"/>
+      <w:r>
+        <w:rPr>
+          <w:rFonts w:ascii="Segoe UI" w:eastAsia="Times New Roman" w:hAnsi="Segoe UI" w:cs="Segoe UI"/>
+          <w:sz w:val="24"/>
+          <w:szCs w:val="24"/>
+          <w:lang w:eastAsia="hu-HU"/>
+        </w:rPr>
+        <w:t>_id</w:t>
+      </w:r>
+      <w:proofErr w:type="spellEnd"/>
+      <w:r>
+        <w:rPr>
+          <w:rFonts w:ascii="Segoe UI" w:eastAsia="Times New Roman" w:hAnsi="Segoe UI" w:cs="Segoe UI"/>
+          <w:sz w:val="24"/>
+          <w:szCs w:val="24"/>
+          <w:lang w:eastAsia="hu-HU"/>
+        </w:rPr>
+        <w:t xml:space="preserve"> [</w:t>
+      </w:r>
+      <w:proofErr w:type="gramStart"/>
+      <w:r>
+        <w:rPr>
+          <w:rFonts w:ascii="Segoe UI" w:eastAsia="Times New Roman" w:hAnsi="Segoe UI" w:cs="Segoe UI"/>
+          <w:sz w:val="24"/>
+          <w:szCs w:val="24"/>
+          <w:lang w:eastAsia="hu-HU"/>
+        </w:rPr>
+        <w:t>1:N</w:t>
+      </w:r>
+      <w:proofErr w:type="gramEnd"/>
+      <w:r>
+        <w:rPr>
+          <w:rFonts w:ascii="Segoe UI" w:eastAsia="Times New Roman" w:hAnsi="Segoe UI" w:cs="Segoe UI"/>
+          <w:sz w:val="24"/>
+          <w:szCs w:val="24"/>
+          <w:lang w:eastAsia="hu-HU"/>
+        </w:rPr>
+        <w:t xml:space="preserve"> kapcsolat]</w:t>
       </w:r>
     </w:p>
     <w:p>
@@ -2596,17 +3333,57 @@
           <w:szCs w:val="24"/>
           <w:lang w:eastAsia="hu-HU"/>
         </w:rPr>
-        <w:t>velemeny_alapanyagrol.fiok_id</w:t>
-      </w:r>
-      <w:proofErr w:type="spellEnd"/>
-      <w:r>
-        <w:rPr>
-          <w:rFonts w:ascii="Segoe UI" w:eastAsia="Times New Roman" w:hAnsi="Segoe UI" w:cs="Segoe UI"/>
-          <w:sz w:val="24"/>
-          <w:szCs w:val="24"/>
-          <w:lang w:eastAsia="hu-HU"/>
-        </w:rPr>
-        <w:t xml:space="preserve"> [1:N kapcsolat]</w:t>
+        <w:t>velemeny_</w:t>
+      </w:r>
+      <w:proofErr w:type="gramStart"/>
+      <w:r>
+        <w:rPr>
+          <w:rFonts w:ascii="Segoe UI" w:eastAsia="Times New Roman" w:hAnsi="Segoe UI" w:cs="Segoe UI"/>
+          <w:sz w:val="24"/>
+          <w:szCs w:val="24"/>
+          <w:lang w:eastAsia="hu-HU"/>
+        </w:rPr>
+        <w:t>alapanyagrol.fiok</w:t>
+      </w:r>
+      <w:proofErr w:type="gramEnd"/>
+      <w:r>
+        <w:rPr>
+          <w:rFonts w:ascii="Segoe UI" w:eastAsia="Times New Roman" w:hAnsi="Segoe UI" w:cs="Segoe UI"/>
+          <w:sz w:val="24"/>
+          <w:szCs w:val="24"/>
+          <w:lang w:eastAsia="hu-HU"/>
+        </w:rPr>
+        <w:t>_id</w:t>
+      </w:r>
+      <w:proofErr w:type="spellEnd"/>
+      <w:r>
+        <w:rPr>
+          <w:rFonts w:ascii="Segoe UI" w:eastAsia="Times New Roman" w:hAnsi="Segoe UI" w:cs="Segoe UI"/>
+          <w:sz w:val="24"/>
+          <w:szCs w:val="24"/>
+          <w:lang w:eastAsia="hu-HU"/>
+        </w:rPr>
+        <w:t xml:space="preserve"> [</w:t>
+      </w:r>
+      <w:proofErr w:type="gramStart"/>
+      <w:r>
+        <w:rPr>
+          <w:rFonts w:ascii="Segoe UI" w:eastAsia="Times New Roman" w:hAnsi="Segoe UI" w:cs="Segoe UI"/>
+          <w:sz w:val="24"/>
+          <w:szCs w:val="24"/>
+          <w:lang w:eastAsia="hu-HU"/>
+        </w:rPr>
+        <w:t>1:N</w:t>
+      </w:r>
+      <w:proofErr w:type="gramEnd"/>
+      <w:r>
+        <w:rPr>
+          <w:rFonts w:ascii="Segoe UI" w:eastAsia="Times New Roman" w:hAnsi="Segoe UI" w:cs="Segoe UI"/>
+          <w:sz w:val="24"/>
+          <w:szCs w:val="24"/>
+          <w:lang w:eastAsia="hu-HU"/>
+        </w:rPr>
+        <w:t xml:space="preserve"> kapcsolat]</w:t>
       </w:r>
     </w:p>
     <w:p>
@@ -2768,7 +3545,27 @@
           <w:szCs w:val="24"/>
           <w:lang w:eastAsia="hu-HU"/>
         </w:rPr>
-        <w:t>allergen_alapanyag_osszekoto.alapanyag_id</w:t>
+        <w:t>allergen_alapanyag_</w:t>
+      </w:r>
+      <w:proofErr w:type="gramStart"/>
+      <w:r>
+        <w:rPr>
+          <w:rFonts w:ascii="Segoe UI" w:eastAsia="Times New Roman" w:hAnsi="Segoe UI" w:cs="Segoe UI"/>
+          <w:sz w:val="24"/>
+          <w:szCs w:val="24"/>
+          <w:lang w:eastAsia="hu-HU"/>
+        </w:rPr>
+        <w:t>osszekoto.alapanyag</w:t>
+      </w:r>
+      <w:proofErr w:type="gramEnd"/>
+      <w:r>
+        <w:rPr>
+          <w:rFonts w:ascii="Segoe UI" w:eastAsia="Times New Roman" w:hAnsi="Segoe UI" w:cs="Segoe UI"/>
+          <w:sz w:val="24"/>
+          <w:szCs w:val="24"/>
+          <w:lang w:eastAsia="hu-HU"/>
+        </w:rPr>
+        <w:t>_id</w:t>
       </w:r>
       <w:proofErr w:type="spellEnd"/>
       <w:r>
@@ -2803,7 +3600,27 @@
           <w:szCs w:val="24"/>
           <w:lang w:eastAsia="hu-HU"/>
         </w:rPr>
-        <w:t>allergen_alapanyag_osszekoto.allergen_id</w:t>
+        <w:t>allergen_alapanyag_</w:t>
+      </w:r>
+      <w:proofErr w:type="gramStart"/>
+      <w:r>
+        <w:rPr>
+          <w:rFonts w:ascii="Segoe UI" w:eastAsia="Times New Roman" w:hAnsi="Segoe UI" w:cs="Segoe UI"/>
+          <w:sz w:val="24"/>
+          <w:szCs w:val="24"/>
+          <w:lang w:eastAsia="hu-HU"/>
+        </w:rPr>
+        <w:t>osszekoto.allergen</w:t>
+      </w:r>
+      <w:proofErr w:type="gramEnd"/>
+      <w:r>
+        <w:rPr>
+          <w:rFonts w:ascii="Segoe UI" w:eastAsia="Times New Roman" w:hAnsi="Segoe UI" w:cs="Segoe UI"/>
+          <w:sz w:val="24"/>
+          <w:szCs w:val="24"/>
+          <w:lang w:eastAsia="hu-HU"/>
+        </w:rPr>
+        <w:t>_id</w:t>
       </w:r>
       <w:proofErr w:type="spellEnd"/>
       <w:r>
@@ -2872,7 +3689,27 @@
           <w:szCs w:val="24"/>
           <w:lang w:eastAsia="hu-HU"/>
         </w:rPr>
-        <w:t>recept_alapanyag_osszekoto.alapanyag_id</w:t>
+        <w:t>recept_alapanyag_</w:t>
+      </w:r>
+      <w:proofErr w:type="gramStart"/>
+      <w:r>
+        <w:rPr>
+          <w:rFonts w:ascii="Segoe UI" w:eastAsia="Times New Roman" w:hAnsi="Segoe UI" w:cs="Segoe UI"/>
+          <w:sz w:val="24"/>
+          <w:szCs w:val="24"/>
+          <w:lang w:eastAsia="hu-HU"/>
+        </w:rPr>
+        <w:t>osszekoto.alapanyag</w:t>
+      </w:r>
+      <w:proofErr w:type="gramEnd"/>
+      <w:r>
+        <w:rPr>
+          <w:rFonts w:ascii="Segoe UI" w:eastAsia="Times New Roman" w:hAnsi="Segoe UI" w:cs="Segoe UI"/>
+          <w:sz w:val="24"/>
+          <w:szCs w:val="24"/>
+          <w:lang w:eastAsia="hu-HU"/>
+        </w:rPr>
+        <w:t>_id</w:t>
       </w:r>
       <w:proofErr w:type="spellEnd"/>
       <w:r>
@@ -2907,7 +3744,27 @@
           <w:szCs w:val="24"/>
           <w:lang w:eastAsia="hu-HU"/>
         </w:rPr>
-        <w:t>recept_alapanyag_osszekoto.recept_id</w:t>
+        <w:t>recept_alapanyag_</w:t>
+      </w:r>
+      <w:proofErr w:type="gramStart"/>
+      <w:r>
+        <w:rPr>
+          <w:rFonts w:ascii="Segoe UI" w:eastAsia="Times New Roman" w:hAnsi="Segoe UI" w:cs="Segoe UI"/>
+          <w:sz w:val="24"/>
+          <w:szCs w:val="24"/>
+          <w:lang w:eastAsia="hu-HU"/>
+        </w:rPr>
+        <w:t>osszekoto.recept</w:t>
+      </w:r>
+      <w:proofErr w:type="gramEnd"/>
+      <w:r>
+        <w:rPr>
+          <w:rFonts w:ascii="Segoe UI" w:eastAsia="Times New Roman" w:hAnsi="Segoe UI" w:cs="Segoe UI"/>
+          <w:sz w:val="24"/>
+          <w:szCs w:val="24"/>
+          <w:lang w:eastAsia="hu-HU"/>
+        </w:rPr>
+        <w:t>_id</w:t>
       </w:r>
       <w:proofErr w:type="spellEnd"/>
       <w:r>
@@ -2968,14 +3825,25 @@
         </w:rPr>
       </w:pPr>
       <w:proofErr w:type="spellStart"/>
-      <w:r>
-        <w:rPr>
-          <w:rFonts w:ascii="Segoe UI" w:eastAsia="Times New Roman" w:hAnsi="Segoe UI" w:cs="Segoe UI"/>
-          <w:sz w:val="24"/>
-          <w:szCs w:val="24"/>
-          <w:lang w:eastAsia="hu-HU"/>
-        </w:rPr>
-        <w:t>huto.alapanyag_id</w:t>
+      <w:proofErr w:type="gramStart"/>
+      <w:r>
+        <w:rPr>
+          <w:rFonts w:ascii="Segoe UI" w:eastAsia="Times New Roman" w:hAnsi="Segoe UI" w:cs="Segoe UI"/>
+          <w:sz w:val="24"/>
+          <w:szCs w:val="24"/>
+          <w:lang w:eastAsia="hu-HU"/>
+        </w:rPr>
+        <w:t>huto.alapanyag</w:t>
+      </w:r>
+      <w:proofErr w:type="gramEnd"/>
+      <w:r>
+        <w:rPr>
+          <w:rFonts w:ascii="Segoe UI" w:eastAsia="Times New Roman" w:hAnsi="Segoe UI" w:cs="Segoe UI"/>
+          <w:sz w:val="24"/>
+          <w:szCs w:val="24"/>
+          <w:lang w:eastAsia="hu-HU"/>
+        </w:rPr>
+        <w:t>_id</w:t>
       </w:r>
       <w:proofErr w:type="spellEnd"/>
       <w:r>
@@ -3003,14 +3871,25 @@
         </w:rPr>
       </w:pPr>
       <w:proofErr w:type="spellStart"/>
-      <w:r>
-        <w:rPr>
-          <w:rFonts w:ascii="Segoe UI" w:eastAsia="Times New Roman" w:hAnsi="Segoe UI" w:cs="Segoe UI"/>
-          <w:sz w:val="24"/>
-          <w:szCs w:val="24"/>
-          <w:lang w:eastAsia="hu-HU"/>
-        </w:rPr>
-        <w:t>huto.profil_id</w:t>
+      <w:proofErr w:type="gramStart"/>
+      <w:r>
+        <w:rPr>
+          <w:rFonts w:ascii="Segoe UI" w:eastAsia="Times New Roman" w:hAnsi="Segoe UI" w:cs="Segoe UI"/>
+          <w:sz w:val="24"/>
+          <w:szCs w:val="24"/>
+          <w:lang w:eastAsia="hu-HU"/>
+        </w:rPr>
+        <w:t>huto.profil</w:t>
+      </w:r>
+      <w:proofErr w:type="gramEnd"/>
+      <w:r>
+        <w:rPr>
+          <w:rFonts w:ascii="Segoe UI" w:eastAsia="Times New Roman" w:hAnsi="Segoe UI" w:cs="Segoe UI"/>
+          <w:sz w:val="24"/>
+          <w:szCs w:val="24"/>
+          <w:lang w:eastAsia="hu-HU"/>
+        </w:rPr>
+        <w:t>_id</w:t>
       </w:r>
       <w:proofErr w:type="spellEnd"/>
       <w:r>
@@ -3078,7 +3957,27 @@
           <w:szCs w:val="24"/>
           <w:lang w:eastAsia="hu-HU"/>
         </w:rPr>
-        <w:t>allergen_fiok_osszekoto.fiok_id</w:t>
+        <w:t>allergen_fiok_</w:t>
+      </w:r>
+      <w:proofErr w:type="gramStart"/>
+      <w:r>
+        <w:rPr>
+          <w:rFonts w:ascii="Segoe UI" w:eastAsia="Times New Roman" w:hAnsi="Segoe UI" w:cs="Segoe UI"/>
+          <w:sz w:val="24"/>
+          <w:szCs w:val="24"/>
+          <w:lang w:eastAsia="hu-HU"/>
+        </w:rPr>
+        <w:t>osszekoto.fiok</w:t>
+      </w:r>
+      <w:proofErr w:type="gramEnd"/>
+      <w:r>
+        <w:rPr>
+          <w:rFonts w:ascii="Segoe UI" w:eastAsia="Times New Roman" w:hAnsi="Segoe UI" w:cs="Segoe UI"/>
+          <w:sz w:val="24"/>
+          <w:szCs w:val="24"/>
+          <w:lang w:eastAsia="hu-HU"/>
+        </w:rPr>
+        <w:t>_id</w:t>
       </w:r>
       <w:proofErr w:type="spellEnd"/>
       <w:r>
@@ -3113,7 +4012,27 @@
           <w:szCs w:val="24"/>
           <w:lang w:eastAsia="hu-HU"/>
         </w:rPr>
-        <w:t>allergen_fiok_osszekoto.allergen_id</w:t>
+        <w:t>allergen_fiok_</w:t>
+      </w:r>
+      <w:proofErr w:type="gramStart"/>
+      <w:r>
+        <w:rPr>
+          <w:rFonts w:ascii="Segoe UI" w:eastAsia="Times New Roman" w:hAnsi="Segoe UI" w:cs="Segoe UI"/>
+          <w:sz w:val="24"/>
+          <w:szCs w:val="24"/>
+          <w:lang w:eastAsia="hu-HU"/>
+        </w:rPr>
+        <w:t>osszekoto.allergen</w:t>
+      </w:r>
+      <w:proofErr w:type="gramEnd"/>
+      <w:r>
+        <w:rPr>
+          <w:rFonts w:ascii="Segoe UI" w:eastAsia="Times New Roman" w:hAnsi="Segoe UI" w:cs="Segoe UI"/>
+          <w:sz w:val="24"/>
+          <w:szCs w:val="24"/>
+          <w:lang w:eastAsia="hu-HU"/>
+        </w:rPr>
+        <w:t>_id</w:t>
       </w:r>
       <w:proofErr w:type="spellEnd"/>
       <w:r>
@@ -3181,7 +4100,27 @@
           <w:szCs w:val="24"/>
           <w:lang w:eastAsia="hu-HU"/>
         </w:rPr>
-        <w:t>velemeny_receptrol.fiok_id</w:t>
+        <w:t>velemeny_</w:t>
+      </w:r>
+      <w:proofErr w:type="gramStart"/>
+      <w:r>
+        <w:rPr>
+          <w:rFonts w:ascii="Segoe UI" w:eastAsia="Times New Roman" w:hAnsi="Segoe UI" w:cs="Segoe UI"/>
+          <w:sz w:val="24"/>
+          <w:szCs w:val="24"/>
+          <w:lang w:eastAsia="hu-HU"/>
+        </w:rPr>
+        <w:t>receptrol.fiok</w:t>
+      </w:r>
+      <w:proofErr w:type="gramEnd"/>
+      <w:r>
+        <w:rPr>
+          <w:rFonts w:ascii="Segoe UI" w:eastAsia="Times New Roman" w:hAnsi="Segoe UI" w:cs="Segoe UI"/>
+          <w:sz w:val="24"/>
+          <w:szCs w:val="24"/>
+          <w:lang w:eastAsia="hu-HU"/>
+        </w:rPr>
+        <w:t>_id</w:t>
       </w:r>
       <w:proofErr w:type="spellEnd"/>
       <w:r>
@@ -3216,7 +4155,27 @@
           <w:szCs w:val="24"/>
           <w:lang w:eastAsia="hu-HU"/>
         </w:rPr>
-        <w:t>velemeny_receptrol.recept_id</w:t>
+        <w:t>velemeny_</w:t>
+      </w:r>
+      <w:proofErr w:type="gramStart"/>
+      <w:r>
+        <w:rPr>
+          <w:rFonts w:ascii="Segoe UI" w:eastAsia="Times New Roman" w:hAnsi="Segoe UI" w:cs="Segoe UI"/>
+          <w:sz w:val="24"/>
+          <w:szCs w:val="24"/>
+          <w:lang w:eastAsia="hu-HU"/>
+        </w:rPr>
+        <w:t>receptrol.recept</w:t>
+      </w:r>
+      <w:proofErr w:type="gramEnd"/>
+      <w:r>
+        <w:rPr>
+          <w:rFonts w:ascii="Segoe UI" w:eastAsia="Times New Roman" w:hAnsi="Segoe UI" w:cs="Segoe UI"/>
+          <w:sz w:val="24"/>
+          <w:szCs w:val="24"/>
+          <w:lang w:eastAsia="hu-HU"/>
+        </w:rPr>
+        <w:t>_id</w:t>
       </w:r>
       <w:proofErr w:type="spellEnd"/>
       <w:r>
@@ -3284,7 +4243,27 @@
           <w:szCs w:val="24"/>
           <w:lang w:eastAsia="hu-HU"/>
         </w:rPr>
-        <w:t>velemeny_alapanyagrol.fiok_id</w:t>
+        <w:t>velemeny_</w:t>
+      </w:r>
+      <w:proofErr w:type="gramStart"/>
+      <w:r>
+        <w:rPr>
+          <w:rFonts w:ascii="Segoe UI" w:eastAsia="Times New Roman" w:hAnsi="Segoe UI" w:cs="Segoe UI"/>
+          <w:sz w:val="24"/>
+          <w:szCs w:val="24"/>
+          <w:lang w:eastAsia="hu-HU"/>
+        </w:rPr>
+        <w:t>alapanyagrol.fiok</w:t>
+      </w:r>
+      <w:proofErr w:type="gramEnd"/>
+      <w:r>
+        <w:rPr>
+          <w:rFonts w:ascii="Segoe UI" w:eastAsia="Times New Roman" w:hAnsi="Segoe UI" w:cs="Segoe UI"/>
+          <w:sz w:val="24"/>
+          <w:szCs w:val="24"/>
+          <w:lang w:eastAsia="hu-HU"/>
+        </w:rPr>
+        <w:t>_id</w:t>
       </w:r>
       <w:proofErr w:type="spellEnd"/>
       <w:r>
@@ -3319,7 +4298,27 @@
           <w:szCs w:val="24"/>
           <w:lang w:eastAsia="hu-HU"/>
         </w:rPr>
-        <w:t>velemeny_alapanyagrol.alapanyag_id</w:t>
+        <w:t>velemeny_</w:t>
+      </w:r>
+      <w:proofErr w:type="gramStart"/>
+      <w:r>
+        <w:rPr>
+          <w:rFonts w:ascii="Segoe UI" w:eastAsia="Times New Roman" w:hAnsi="Segoe UI" w:cs="Segoe UI"/>
+          <w:sz w:val="24"/>
+          <w:szCs w:val="24"/>
+          <w:lang w:eastAsia="hu-HU"/>
+        </w:rPr>
+        <w:t>alapanyagrol.alapanyag</w:t>
+      </w:r>
+      <w:proofErr w:type="gramEnd"/>
+      <w:r>
+        <w:rPr>
+          <w:rFonts w:ascii="Segoe UI" w:eastAsia="Times New Roman" w:hAnsi="Segoe UI" w:cs="Segoe UI"/>
+          <w:sz w:val="24"/>
+          <w:szCs w:val="24"/>
+          <w:lang w:eastAsia="hu-HU"/>
+        </w:rPr>
+        <w:t>_id</w:t>
       </w:r>
       <w:proofErr w:type="spellEnd"/>
       <w:r>
@@ -3331,6 +4330,117 @@
         </w:rPr>
         <w:t xml:space="preserve"> → alapanyag.id [N:1 kapcsolat]</w:t>
       </w:r>
+    </w:p>
+    <w:p>
+      <w:pPr>
+        <w:rPr>
+          <w:rFonts w:ascii="Segoe UI" w:hAnsi="Segoe UI" w:cs="Segoe UI"/>
+        </w:rPr>
+      </w:pPr>
+    </w:p>
+    <w:p>
+      <w:pPr>
+        <w:rPr>
+          <w:rFonts w:ascii="Segoe UI" w:hAnsi="Segoe UI" w:cs="Segoe UI"/>
+        </w:rPr>
+      </w:pPr>
+    </w:p>
+    <w:p>
+      <w:pPr>
+        <w:rPr>
+          <w:rFonts w:ascii="Segoe UI" w:hAnsi="Segoe UI" w:cs="Segoe UI"/>
+        </w:rPr>
+      </w:pPr>
+    </w:p>
+    <w:p>
+      <w:pPr>
+        <w:rPr>
+          <w:rFonts w:ascii="Segoe UI" w:hAnsi="Segoe UI" w:cs="Segoe UI"/>
+        </w:rPr>
+      </w:pPr>
+    </w:p>
+    <w:p>
+      <w:pPr>
+        <w:rPr>
+          <w:rFonts w:ascii="Segoe UI" w:hAnsi="Segoe UI" w:cs="Segoe UI"/>
+        </w:rPr>
+      </w:pPr>
+    </w:p>
+    <w:p>
+      <w:pPr>
+        <w:pStyle w:val="Cmsor1"/>
+      </w:pPr>
+      <w:r>
+        <w:rPr>
+          <w:noProof/>
+        </w:rPr>
+        <w:lastRenderedPageBreak/>
+        <w:drawing>
+          <wp:anchor distT="0" distB="0" distL="114300" distR="114300" simplePos="0" relativeHeight="251658240" behindDoc="1" locked="0" layoutInCell="1" allowOverlap="1" wp14:anchorId="69D6BF7F" wp14:editId="09BC83EE">
+            <wp:simplePos x="0" y="0"/>
+            <wp:positionH relativeFrom="margin">
+              <wp:align>center</wp:align>
+            </wp:positionH>
+            <wp:positionV relativeFrom="paragraph">
+              <wp:posOffset>522384</wp:posOffset>
+            </wp:positionV>
+            <wp:extent cx="6798688" cy="3536487"/>
+            <wp:effectExtent l="0" t="0" r="2540" b="6985"/>
+            <wp:wrapNone/>
+            <wp:docPr id="695038835" name="Kép 2"/>
+            <wp:cNvGraphicFramePr>
+              <a:graphicFrameLocks xmlns:a="http://schemas.openxmlformats.org/drawingml/2006/main" noChangeAspect="1"/>
+            </wp:cNvGraphicFramePr>
+            <a:graphic xmlns:a="http://schemas.openxmlformats.org/drawingml/2006/main">
+              <a:graphicData uri="http://schemas.openxmlformats.org/drawingml/2006/picture">
+                <pic:pic xmlns:pic="http://schemas.openxmlformats.org/drawingml/2006/picture">
+                  <pic:nvPicPr>
+                    <pic:cNvPr id="695038835" name="Kép 695038835"/>
+                    <pic:cNvPicPr/>
+                  </pic:nvPicPr>
+                  <pic:blipFill>
+                    <a:blip r:embed="rId5" cstate="print">
+                      <a:extLst>
+                        <a:ext uri="{28A0092B-C50C-407E-A947-70E740481C1C}">
+                          <a14:useLocalDpi xmlns:a14="http://schemas.microsoft.com/office/drawing/2010/main" val="0"/>
+                        </a:ext>
+                      </a:extLst>
+                    </a:blip>
+                    <a:stretch>
+                      <a:fillRect/>
+                    </a:stretch>
+                  </pic:blipFill>
+                  <pic:spPr>
+                    <a:xfrm>
+                      <a:off x="0" y="0"/>
+                      <a:ext cx="6798688" cy="3536487"/>
+                    </a:xfrm>
+                    <a:prstGeom prst="rect">
+                      <a:avLst/>
+                    </a:prstGeom>
+                  </pic:spPr>
+                </pic:pic>
+              </a:graphicData>
+            </a:graphic>
+            <wp14:sizeRelH relativeFrom="margin">
+              <wp14:pctWidth>0</wp14:pctWidth>
+            </wp14:sizeRelH>
+            <wp14:sizeRelV relativeFrom="margin">
+              <wp14:pctHeight>0</wp14:pctHeight>
+            </wp14:sizeRelV>
+          </wp:anchor>
+        </w:drawing>
+      </w:r>
+      <w:r>
+        <w:t>4. ER Diagramm</w:t>
+      </w:r>
+    </w:p>
+    <w:p>
+      <w:pPr>
+        <w:rPr>
+          <w:rFonts w:ascii="Segoe UI" w:hAnsi="Segoe UI" w:cs="Segoe UI"/>
+        </w:rPr>
+      </w:pPr>
     </w:p>
     <w:p>
       <w:pPr>
@@ -3350,7 +4460,7 @@
 </file>
 
 <file path=word/numbering.xml><?xml version="1.0" encoding="utf-8"?>
-<w:numbering xmlns:wpc="http://schemas.microsoft.com/office/word/2010/wordprocessingCanvas" xmlns:cx="http://schemas.microsoft.com/office/drawing/2014/chartex" xmlns:cx1="http://schemas.microsoft.com/office/drawing/2015/9/8/chartex" xmlns:cx2="http://schemas.microsoft.com/office/drawing/2015/10/21/chartex" xmlns:cx3="http://schemas.microsoft.com/office/drawing/2016/5/9/chartex" xmlns:cx4="http://schemas.microsoft.com/office/drawing/2016/5/10/chartex" xmlns:cx5="http://schemas.microsoft.com/office/drawing/2016/5/11/chartex" xmlns:cx6="http://schemas.microsoft.com/office/drawing/2016/5/12/chartex" xmlns:cx7="http://schemas.microsoft.com/office/drawing/2016/5/13/chartex" xmlns:cx8="http://schemas.microsoft.com/office/drawing/2016/5/14/chartex" xmlns:mc="http://schemas.openxmlformats.org/markup-compatibility/2006" xmlns:aink="http://schemas.microsoft.com/office/drawing/2016/ink" xmlns:am3d="http://schemas.microsoft.com/office/drawing/2017/model3d" xmlns:o="urn:schemas-microsoft-com:office:office" xmlns:r="http://schemas.openxmlformats.org/officeDocument/2006/relationships" xmlns:m="http://schemas.openxmlformats.org/officeDocument/2006/math" xmlns:v="urn:schemas-microsoft-com:vml" xmlns:wp14="http://schemas.microsoft.com/office/word/2010/wordprocessingDrawing" xmlns:wp="http://schemas.openxmlformats.org/drawingml/2006/wordprocessingDrawing" xmlns:w10="urn:schemas-microsoft-com:office:word" xmlns:w="http://schemas.openxmlformats.org/wordprocessingml/2006/main" xmlns:w14="http://schemas.microsoft.com/office/word/2010/wordml" xmlns:w15="http://schemas.microsoft.com/office/word/2012/wordml" xmlns:w16cex="http://schemas.microsoft.com/office/word/2018/wordml/cex" xmlns:w16cid="http://schemas.microsoft.com/office/word/2016/wordml/cid" xmlns:w16="http://schemas.microsoft.com/office/word/2018/wordml" xmlns:w16sdtdh="http://schemas.microsoft.com/office/word/2020/wordml/sdtdatahash" xmlns:w16se="http://schemas.microsoft.com/office/word/2015/wordml/symex" xmlns:wpg="http://schemas.microsoft.com/office/word/2010/wordprocessingGroup" xmlns:wpi="http://schemas.microsoft.com/office/word/2010/wordprocessingInk" xmlns:wne="http://schemas.microsoft.com/office/word/2006/wordml" xmlns:wps="http://schemas.microsoft.com/office/word/2010/wordprocessingShape" mc:Ignorable="w14 w15 w16se w16cid w16 w16cex w16sdtdh wp14">
+<w:numbering xmlns:wpc="http://schemas.microsoft.com/office/word/2010/wordprocessingCanvas" xmlns:cx="http://schemas.microsoft.com/office/drawing/2014/chartex" xmlns:cx1="http://schemas.microsoft.com/office/drawing/2015/9/8/chartex" xmlns:cx2="http://schemas.microsoft.com/office/drawing/2015/10/21/chartex" xmlns:cx3="http://schemas.microsoft.com/office/drawing/2016/5/9/chartex" xmlns:cx4="http://schemas.microsoft.com/office/drawing/2016/5/10/chartex" xmlns:cx5="http://schemas.microsoft.com/office/drawing/2016/5/11/chartex" xmlns:cx6="http://schemas.microsoft.com/office/drawing/2016/5/12/chartex" xmlns:cx7="http://schemas.microsoft.com/office/drawing/2016/5/13/chartex" xmlns:cx8="http://schemas.microsoft.com/office/drawing/2016/5/14/chartex" xmlns:mc="http://schemas.openxmlformats.org/markup-compatibility/2006" xmlns:aink="http://schemas.microsoft.com/office/drawing/2016/ink" xmlns:am3d="http://schemas.microsoft.com/office/drawing/2017/model3d" xmlns:o="urn:schemas-microsoft-com:office:office" xmlns:oel="http://schemas.microsoft.com/office/2019/extlst" xmlns:r="http://schemas.openxmlformats.org/officeDocument/2006/relationships" xmlns:m="http://schemas.openxmlformats.org/officeDocument/2006/math" xmlns:v="urn:schemas-microsoft-com:vml" xmlns:wp14="http://schemas.microsoft.com/office/word/2010/wordprocessingDrawing" xmlns:wp="http://schemas.openxmlformats.org/drawingml/2006/wordprocessingDrawing" xmlns:w10="urn:schemas-microsoft-com:office:word" xmlns:w="http://schemas.openxmlformats.org/wordprocessingml/2006/main" xmlns:w14="http://schemas.microsoft.com/office/word/2010/wordml" xmlns:w15="http://schemas.microsoft.com/office/word/2012/wordml" xmlns:w16cex="http://schemas.microsoft.com/office/word/2018/wordml/cex" xmlns:w16cid="http://schemas.microsoft.com/office/word/2016/wordml/cid" xmlns:w16="http://schemas.microsoft.com/office/word/2018/wordml" xmlns:w16du="http://schemas.microsoft.com/office/word/2023/wordml/word16du" xmlns:w16sdtdh="http://schemas.microsoft.com/office/word/2020/wordml/sdtdatahash" xmlns:w16sdtfl="http://schemas.microsoft.com/office/word/2024/wordml/sdtformatlock" xmlns:w16se="http://schemas.microsoft.com/office/word/2015/wordml/symex" xmlns:wpg="http://schemas.microsoft.com/office/word/2010/wordprocessingGroup" xmlns:wpi="http://schemas.microsoft.com/office/word/2010/wordprocessingInk" xmlns:wne="http://schemas.microsoft.com/office/word/2006/wordml" xmlns:wps="http://schemas.microsoft.com/office/word/2010/wordprocessingShape" mc:Ignorable="w14 w15 w16se w16cid w16 w16cex w16sdtdh w16sdtfl w16du wp14">
   <w:abstractNum w:abstractNumId="0" w15:restartNumberingAfterBreak="0">
     <w:nsid w:val="042C3DD2"/>
     <w:multiLevelType w:val="multilevel"/>
@@ -6927,83 +8037,83 @@
       </w:rPr>
     </w:lvl>
   </w:abstractNum>
-  <w:num w:numId="1">
+  <w:num w:numId="1" w16cid:durableId="532958337">
     <w:abstractNumId w:val="9"/>
   </w:num>
-  <w:num w:numId="2">
+  <w:num w:numId="2" w16cid:durableId="1836996081">
     <w:abstractNumId w:val="12"/>
   </w:num>
-  <w:num w:numId="3">
+  <w:num w:numId="3" w16cid:durableId="917373469">
     <w:abstractNumId w:val="0"/>
   </w:num>
-  <w:num w:numId="4">
+  <w:num w:numId="4" w16cid:durableId="432363120">
     <w:abstractNumId w:val="23"/>
   </w:num>
-  <w:num w:numId="5">
+  <w:num w:numId="5" w16cid:durableId="38749323">
     <w:abstractNumId w:val="16"/>
   </w:num>
-  <w:num w:numId="6">
+  <w:num w:numId="6" w16cid:durableId="1828475084">
     <w:abstractNumId w:val="22"/>
   </w:num>
-  <w:num w:numId="7">
+  <w:num w:numId="7" w16cid:durableId="1849371577">
     <w:abstractNumId w:val="20"/>
   </w:num>
-  <w:num w:numId="8">
+  <w:num w:numId="8" w16cid:durableId="982344200">
     <w:abstractNumId w:val="17"/>
   </w:num>
-  <w:num w:numId="9">
+  <w:num w:numId="9" w16cid:durableId="1813668558">
     <w:abstractNumId w:val="15"/>
   </w:num>
-  <w:num w:numId="10">
+  <w:num w:numId="10" w16cid:durableId="1405104415">
     <w:abstractNumId w:val="21"/>
   </w:num>
-  <w:num w:numId="11">
+  <w:num w:numId="11" w16cid:durableId="1012225007">
     <w:abstractNumId w:val="7"/>
   </w:num>
-  <w:num w:numId="12">
+  <w:num w:numId="12" w16cid:durableId="362681081">
     <w:abstractNumId w:val="5"/>
   </w:num>
-  <w:num w:numId="13">
+  <w:num w:numId="13" w16cid:durableId="971859825">
     <w:abstractNumId w:val="14"/>
   </w:num>
-  <w:num w:numId="14">
+  <w:num w:numId="14" w16cid:durableId="247740539">
     <w:abstractNumId w:val="18"/>
   </w:num>
-  <w:num w:numId="15">
+  <w:num w:numId="15" w16cid:durableId="1049304713">
     <w:abstractNumId w:val="19"/>
   </w:num>
-  <w:num w:numId="16">
+  <w:num w:numId="16" w16cid:durableId="1257209542">
     <w:abstractNumId w:val="8"/>
   </w:num>
-  <w:num w:numId="17">
+  <w:num w:numId="17" w16cid:durableId="442766130">
     <w:abstractNumId w:val="6"/>
   </w:num>
-  <w:num w:numId="18">
+  <w:num w:numId="18" w16cid:durableId="775489384">
     <w:abstractNumId w:val="13"/>
   </w:num>
-  <w:num w:numId="19">
+  <w:num w:numId="19" w16cid:durableId="1673876386">
     <w:abstractNumId w:val="4"/>
   </w:num>
-  <w:num w:numId="20">
+  <w:num w:numId="20" w16cid:durableId="2120054687">
     <w:abstractNumId w:val="11"/>
   </w:num>
-  <w:num w:numId="21">
+  <w:num w:numId="21" w16cid:durableId="376508827">
     <w:abstractNumId w:val="2"/>
   </w:num>
-  <w:num w:numId="22">
+  <w:num w:numId="22" w16cid:durableId="1351295883">
     <w:abstractNumId w:val="3"/>
   </w:num>
-  <w:num w:numId="23">
+  <w:num w:numId="23" w16cid:durableId="1603028421">
     <w:abstractNumId w:val="1"/>
   </w:num>
-  <w:num w:numId="24">
+  <w:num w:numId="24" w16cid:durableId="1579174565">
     <w:abstractNumId w:val="10"/>
   </w:num>
 </w:numbering>
 </file>
 
 <file path=word/styles.xml><?xml version="1.0" encoding="utf-8"?>
-<w:styles xmlns:mc="http://schemas.openxmlformats.org/markup-compatibility/2006" xmlns:r="http://schemas.openxmlformats.org/officeDocument/2006/relationships" xmlns:w="http://schemas.openxmlformats.org/wordprocessingml/2006/main" xmlns:w14="http://schemas.microsoft.com/office/word/2010/wordml" xmlns:w15="http://schemas.microsoft.com/office/word/2012/wordml" xmlns:w16cex="http://schemas.microsoft.com/office/word/2018/wordml/cex" xmlns:w16cid="http://schemas.microsoft.com/office/word/2016/wordml/cid" xmlns:w16="http://schemas.microsoft.com/office/word/2018/wordml" xmlns:w16sdtdh="http://schemas.microsoft.com/office/word/2020/wordml/sdtdatahash" xmlns:w16se="http://schemas.microsoft.com/office/word/2015/wordml/symex" mc:Ignorable="w14 w15 w16se w16cid w16 w16cex w16sdtdh">
+<w:styles xmlns:mc="http://schemas.openxmlformats.org/markup-compatibility/2006" xmlns:r="http://schemas.openxmlformats.org/officeDocument/2006/relationships" xmlns:w="http://schemas.openxmlformats.org/wordprocessingml/2006/main" xmlns:w14="http://schemas.microsoft.com/office/word/2010/wordml" xmlns:w15="http://schemas.microsoft.com/office/word/2012/wordml" xmlns:w16cex="http://schemas.microsoft.com/office/word/2018/wordml/cex" xmlns:w16cid="http://schemas.microsoft.com/office/word/2016/wordml/cid" xmlns:w16="http://schemas.microsoft.com/office/word/2018/wordml" xmlns:w16du="http://schemas.microsoft.com/office/word/2023/wordml/word16du" xmlns:w16sdtdh="http://schemas.microsoft.com/office/word/2020/wordml/sdtdatahash" xmlns:w16sdtfl="http://schemas.microsoft.com/office/word/2024/wordml/sdtformatlock" xmlns:w16se="http://schemas.microsoft.com/office/word/2015/wordml/symex" mc:Ignorable="w14 w15 w16se w16cid w16 w16cex w16sdtdh w16sdtfl w16du">
   <w:docDefaults>
     <w:rPrDefault>
       <w:rPr>

--- a/documentation/database/2027_13.4_vizsgaremek_Adatbázismodell-diagramm.docx
+++ b/documentation/database/2027_13.4_vizsgaremek_Adatbázismodell-diagramm.docx
@@ -15,8 +15,13 @@
         <w:pStyle w:val="Cmsor2"/>
       </w:pPr>
       <w:r>
-        <w:t>1.1. profil</w:t>
-      </w:r>
+        <w:t xml:space="preserve">1.1. </w:t>
+      </w:r>
+      <w:proofErr w:type="spellStart"/>
+      <w:r>
+        <w:t>fiok</w:t>
+      </w:r>
+      <w:proofErr w:type="spellEnd"/>
     </w:p>
     <w:p>
       <w:pPr>
@@ -50,7 +55,25 @@
           <w:szCs w:val="24"/>
           <w:lang w:eastAsia="hu-HU"/>
         </w:rPr>
-        <w:t xml:space="preserve"> [INTEGER, elsődleges kulcs, NOT NULL]: Profil azonosító</w:t>
+        <w:t xml:space="preserve"> [INTEGER, elsődleges kulcs, NOT NULL]: </w:t>
+      </w:r>
+      <w:r>
+        <w:rPr>
+          <w:rFonts w:ascii="Segoe UI" w:eastAsia="Times New Roman" w:hAnsi="Segoe UI" w:cs="Segoe UI"/>
+          <w:sz w:val="24"/>
+          <w:szCs w:val="24"/>
+          <w:lang w:eastAsia="hu-HU"/>
+        </w:rPr>
+        <w:t xml:space="preserve">Fiók </w:t>
+      </w:r>
+      <w:r>
+        <w:rPr>
+          <w:rFonts w:ascii="Segoe UI" w:eastAsia="Times New Roman" w:hAnsi="Segoe UI" w:cs="Segoe UI"/>
+          <w:sz w:val="24"/>
+          <w:szCs w:val="24"/>
+          <w:lang w:eastAsia="hu-HU"/>
+        </w:rPr>
+        <w:t>azonosító</w:t>
       </w:r>
     </w:p>
     <w:p>
@@ -149,7 +172,7 @@
           <w:szCs w:val="24"/>
           <w:lang w:eastAsia="hu-HU"/>
         </w:rPr>
-        <w:t xml:space="preserve">255), NOT NULL]: Jelszó vagy </w:t>
+        <w:t xml:space="preserve">255), NOT NULL]: </w:t>
       </w:r>
       <w:proofErr w:type="spellStart"/>
       <w:r>
@@ -159,7 +182,16 @@
           <w:szCs w:val="24"/>
           <w:lang w:eastAsia="hu-HU"/>
         </w:rPr>
-        <w:t>jelszóhash</w:t>
+        <w:t>J</w:t>
+      </w:r>
+      <w:r>
+        <w:rPr>
+          <w:rFonts w:ascii="Segoe UI" w:eastAsia="Times New Roman" w:hAnsi="Segoe UI" w:cs="Segoe UI"/>
+          <w:sz w:val="24"/>
+          <w:szCs w:val="24"/>
+          <w:lang w:eastAsia="hu-HU"/>
+        </w:rPr>
+        <w:t>elszóhash</w:t>
       </w:r>
       <w:proofErr w:type="spellEnd"/>
     </w:p>
@@ -215,7 +247,87 @@
           <w:szCs w:val="24"/>
           <w:lang w:eastAsia="hu-HU"/>
         </w:rPr>
-        <w:t>0) WITHOUT TIME ZONE, NOT NULL]: A profil létrehozásának időpontja</w:t>
+        <w:t xml:space="preserve">0) WITHOUT TIME ZONE, NOT NULL]: A </w:t>
+      </w:r>
+      <w:r>
+        <w:rPr>
+          <w:rFonts w:ascii="Segoe UI" w:eastAsia="Times New Roman" w:hAnsi="Segoe UI" w:cs="Segoe UI"/>
+          <w:sz w:val="24"/>
+          <w:szCs w:val="24"/>
+          <w:lang w:eastAsia="hu-HU"/>
+        </w:rPr>
+        <w:t xml:space="preserve">fiók </w:t>
+      </w:r>
+      <w:r>
+        <w:rPr>
+          <w:rFonts w:ascii="Segoe UI" w:eastAsia="Times New Roman" w:hAnsi="Segoe UI" w:cs="Segoe UI"/>
+          <w:sz w:val="24"/>
+          <w:szCs w:val="24"/>
+          <w:lang w:eastAsia="hu-HU"/>
+        </w:rPr>
+        <w:t>létrehozásának időpontja</w:t>
+      </w:r>
+    </w:p>
+    <w:p>
+      <w:pPr>
+        <w:numPr>
+          <w:ilvl w:val="0"/>
+          <w:numId w:val="1"/>
+        </w:numPr>
+        <w:spacing w:before="100" w:beforeAutospacing="1" w:after="100" w:afterAutospacing="1" w:line="240" w:lineRule="auto"/>
+        <w:rPr>
+          <w:rFonts w:ascii="Segoe UI" w:eastAsia="Times New Roman" w:hAnsi="Segoe UI" w:cs="Segoe UI"/>
+          <w:sz w:val="24"/>
+          <w:szCs w:val="24"/>
+          <w:lang w:eastAsia="hu-HU"/>
+        </w:rPr>
+      </w:pPr>
+      <w:r>
+        <w:rPr>
+          <w:rFonts w:ascii="Segoe UI" w:eastAsia="Times New Roman" w:hAnsi="Segoe UI" w:cs="Segoe UI"/>
+          <w:sz w:val="24"/>
+          <w:szCs w:val="24"/>
+          <w:lang w:eastAsia="hu-HU"/>
+        </w:rPr>
+        <w:t>preferencia</w:t>
+      </w:r>
+      <w:r>
+        <w:rPr>
+          <w:rFonts w:ascii="Segoe UI" w:eastAsia="Times New Roman" w:hAnsi="Segoe UI" w:cs="Segoe UI"/>
+          <w:sz w:val="24"/>
+          <w:szCs w:val="24"/>
+          <w:lang w:eastAsia="hu-HU"/>
+        </w:rPr>
+        <w:t xml:space="preserve"> [</w:t>
+      </w:r>
+      <w:proofErr w:type="gramStart"/>
+      <w:r>
+        <w:rPr>
+          <w:rFonts w:ascii="Segoe UI" w:eastAsia="Times New Roman" w:hAnsi="Segoe UI" w:cs="Segoe UI"/>
+          <w:sz w:val="24"/>
+          <w:szCs w:val="24"/>
+          <w:lang w:eastAsia="hu-HU"/>
+        </w:rPr>
+        <w:t>VARCHAR(</w:t>
+      </w:r>
+      <w:proofErr w:type="gramEnd"/>
+      <w:r>
+        <w:rPr>
+          <w:rFonts w:ascii="Segoe UI" w:eastAsia="Times New Roman" w:hAnsi="Segoe UI" w:cs="Segoe UI"/>
+          <w:sz w:val="24"/>
+          <w:szCs w:val="24"/>
+          <w:lang w:eastAsia="hu-HU"/>
+        </w:rPr>
+        <w:t xml:space="preserve">255), NOT NULL]: A fiókhoz </w:t>
+      </w:r>
+      <w:r>
+        <w:rPr>
+          <w:rFonts w:ascii="Segoe UI" w:eastAsia="Times New Roman" w:hAnsi="Segoe UI" w:cs="Segoe UI"/>
+          <w:sz w:val="24"/>
+          <w:szCs w:val="24"/>
+          <w:lang w:eastAsia="hu-HU"/>
+        </w:rPr>
+        <w:t>preferált étel kategóriája</w:t>
       </w:r>
     </w:p>
     <w:p>
@@ -979,144 +1091,6 @@
       </w:pPr>
       <w:r>
         <w:lastRenderedPageBreak/>
-        <w:t xml:space="preserve">1.6. </w:t>
-      </w:r>
-      <w:proofErr w:type="spellStart"/>
-      <w:r>
-        <w:t>fiok</w:t>
-      </w:r>
-      <w:proofErr w:type="spellEnd"/>
-    </w:p>
-    <w:p>
-      <w:pPr>
-        <w:numPr>
-          <w:ilvl w:val="0"/>
-          <w:numId w:val="6"/>
-        </w:numPr>
-        <w:spacing w:before="100" w:beforeAutospacing="1" w:after="100" w:afterAutospacing="1" w:line="240" w:lineRule="auto"/>
-        <w:rPr>
-          <w:rFonts w:ascii="Segoe UI" w:eastAsia="Times New Roman" w:hAnsi="Segoe UI" w:cs="Segoe UI"/>
-          <w:sz w:val="24"/>
-          <w:szCs w:val="24"/>
-          <w:lang w:eastAsia="hu-HU"/>
-        </w:rPr>
-      </w:pPr>
-      <w:proofErr w:type="spellStart"/>
-      <w:r>
-        <w:rPr>
-          <w:rFonts w:ascii="Segoe UI" w:eastAsia="Times New Roman" w:hAnsi="Segoe UI" w:cs="Segoe UI"/>
-          <w:sz w:val="24"/>
-          <w:szCs w:val="24"/>
-          <w:lang w:eastAsia="hu-HU"/>
-        </w:rPr>
-        <w:t>id</w:t>
-      </w:r>
-      <w:proofErr w:type="spellEnd"/>
-      <w:r>
-        <w:rPr>
-          <w:rFonts w:ascii="Segoe UI" w:eastAsia="Times New Roman" w:hAnsi="Segoe UI" w:cs="Segoe UI"/>
-          <w:sz w:val="24"/>
-          <w:szCs w:val="24"/>
-          <w:lang w:eastAsia="hu-HU"/>
-        </w:rPr>
-        <w:t xml:space="preserve"> [INTEGER, elsődleges kulcs, NOT NULL]: Fiók azonosító</w:t>
-      </w:r>
-    </w:p>
-    <w:p>
-      <w:pPr>
-        <w:numPr>
-          <w:ilvl w:val="0"/>
-          <w:numId w:val="6"/>
-        </w:numPr>
-        <w:spacing w:before="100" w:beforeAutospacing="1" w:after="100" w:afterAutospacing="1" w:line="240" w:lineRule="auto"/>
-        <w:rPr>
-          <w:rFonts w:ascii="Segoe UI" w:eastAsia="Times New Roman" w:hAnsi="Segoe UI" w:cs="Segoe UI"/>
-          <w:sz w:val="24"/>
-          <w:szCs w:val="24"/>
-          <w:lang w:eastAsia="hu-HU"/>
-        </w:rPr>
-      </w:pPr>
-      <w:proofErr w:type="spellStart"/>
-      <w:r>
-        <w:rPr>
-          <w:rFonts w:ascii="Segoe UI" w:eastAsia="Times New Roman" w:hAnsi="Segoe UI" w:cs="Segoe UI"/>
-          <w:sz w:val="24"/>
-          <w:szCs w:val="24"/>
-          <w:lang w:eastAsia="hu-HU"/>
-        </w:rPr>
-        <w:t>etrend</w:t>
-      </w:r>
-      <w:proofErr w:type="spellEnd"/>
-      <w:r>
-        <w:rPr>
-          <w:rFonts w:ascii="Segoe UI" w:eastAsia="Times New Roman" w:hAnsi="Segoe UI" w:cs="Segoe UI"/>
-          <w:sz w:val="24"/>
-          <w:szCs w:val="24"/>
-          <w:lang w:eastAsia="hu-HU"/>
-        </w:rPr>
-        <w:t xml:space="preserve"> [</w:t>
-      </w:r>
-      <w:proofErr w:type="gramStart"/>
-      <w:r>
-        <w:rPr>
-          <w:rFonts w:ascii="Segoe UI" w:eastAsia="Times New Roman" w:hAnsi="Segoe UI" w:cs="Segoe UI"/>
-          <w:sz w:val="24"/>
-          <w:szCs w:val="24"/>
-          <w:lang w:eastAsia="hu-HU"/>
-        </w:rPr>
-        <w:t>VARCHAR(</w:t>
-      </w:r>
-      <w:proofErr w:type="gramEnd"/>
-      <w:r>
-        <w:rPr>
-          <w:rFonts w:ascii="Segoe UI" w:eastAsia="Times New Roman" w:hAnsi="Segoe UI" w:cs="Segoe UI"/>
-          <w:sz w:val="24"/>
-          <w:szCs w:val="24"/>
-          <w:lang w:eastAsia="hu-HU"/>
-        </w:rPr>
-        <w:t>255), NOT NULL]: A fiókhoz tartozó étrend</w:t>
-      </w:r>
-    </w:p>
-    <w:p>
-      <w:pPr>
-        <w:numPr>
-          <w:ilvl w:val="0"/>
-          <w:numId w:val="6"/>
-        </w:numPr>
-        <w:spacing w:before="100" w:beforeAutospacing="1" w:after="100" w:afterAutospacing="1" w:line="240" w:lineRule="auto"/>
-        <w:rPr>
-          <w:rFonts w:ascii="Segoe UI" w:eastAsia="Times New Roman" w:hAnsi="Segoe UI" w:cs="Segoe UI"/>
-          <w:sz w:val="24"/>
-          <w:szCs w:val="24"/>
-          <w:lang w:eastAsia="hu-HU"/>
-        </w:rPr>
-      </w:pPr>
-      <w:proofErr w:type="spellStart"/>
-      <w:r>
-        <w:rPr>
-          <w:rFonts w:ascii="Segoe UI" w:eastAsia="Times New Roman" w:hAnsi="Segoe UI" w:cs="Segoe UI"/>
-          <w:sz w:val="24"/>
-          <w:szCs w:val="24"/>
-          <w:lang w:eastAsia="hu-HU"/>
-        </w:rPr>
-        <w:t>profil_id</w:t>
-      </w:r>
-      <w:proofErr w:type="spellEnd"/>
-      <w:r>
-        <w:rPr>
-          <w:rFonts w:ascii="Segoe UI" w:eastAsia="Times New Roman" w:hAnsi="Segoe UI" w:cs="Segoe UI"/>
-          <w:sz w:val="24"/>
-          <w:szCs w:val="24"/>
-          <w:lang w:eastAsia="hu-HU"/>
-        </w:rPr>
-        <w:t xml:space="preserve"> [INTEGER, idegen kulcs, NOT NULL]: A fiókhoz tartozó profil azonosítója</w:t>
-      </w:r>
-    </w:p>
-    <w:p>
-      <w:pPr>
-        <w:pStyle w:val="Cmsor2"/>
-      </w:pPr>
-      <w:r>
         <w:t xml:space="preserve">1.7. </w:t>
       </w:r>
       <w:proofErr w:type="spellStart"/>
@@ -1660,7 +1634,6 @@
           <w:szCs w:val="24"/>
           <w:lang w:eastAsia="hu-HU"/>
         </w:rPr>
-        <w:lastRenderedPageBreak/>
         <w:t>velemeny</w:t>
       </w:r>
       <w:proofErr w:type="spellEnd"/>
@@ -1799,6 +1772,7 @@
           <w:szCs w:val="24"/>
           <w:lang w:eastAsia="hu-HU"/>
         </w:rPr>
+        <w:lastRenderedPageBreak/>
         <w:t>velemeny</w:t>
       </w:r>
       <w:proofErr w:type="spellEnd"/>
@@ -1960,7 +1934,16 @@
           <w:szCs w:val="24"/>
           <w:lang w:eastAsia="hu-HU"/>
         </w:rPr>
-        <w:t xml:space="preserve">profil.id → </w:t>
+        <w:t>fiok</w:t>
+      </w:r>
+      <w:r>
+        <w:rPr>
+          <w:rFonts w:ascii="Segoe UI" w:eastAsia="Times New Roman" w:hAnsi="Segoe UI" w:cs="Segoe UI"/>
+          <w:sz w:val="24"/>
+          <w:szCs w:val="24"/>
+          <w:lang w:eastAsia="hu-HU"/>
+        </w:rPr>
+        <w:t xml:space="preserve">.id → </w:t>
       </w:r>
       <w:proofErr w:type="spellStart"/>
       <w:proofErr w:type="gramStart"/>
@@ -1971,7 +1954,7 @@
           <w:szCs w:val="24"/>
           <w:lang w:eastAsia="hu-HU"/>
         </w:rPr>
-        <w:t>fiok.profil</w:t>
+        <w:t>huto.profil</w:t>
       </w:r>
       <w:proofErr w:type="gramEnd"/>
       <w:r>
@@ -2035,9 +2018,18 @@
           <w:szCs w:val="24"/>
           <w:lang w:eastAsia="hu-HU"/>
         </w:rPr>
-        <w:t xml:space="preserve">profil.id → </w:t>
+        <w:t xml:space="preserve">fiok.id → </w:t>
       </w:r>
       <w:proofErr w:type="spellStart"/>
+      <w:r>
+        <w:rPr>
+          <w:rFonts w:ascii="Segoe UI" w:eastAsia="Times New Roman" w:hAnsi="Segoe UI" w:cs="Segoe UI"/>
+          <w:sz w:val="24"/>
+          <w:szCs w:val="24"/>
+          <w:lang w:eastAsia="hu-HU"/>
+        </w:rPr>
+        <w:t>allergen_fiok_</w:t>
+      </w:r>
       <w:proofErr w:type="gramStart"/>
       <w:r>
         <w:rPr>
@@ -2046,7 +2038,175 @@
           <w:szCs w:val="24"/>
           <w:lang w:eastAsia="hu-HU"/>
         </w:rPr>
-        <w:t>huto.profil</w:t>
+        <w:t>osszekoto.fiok</w:t>
+      </w:r>
+      <w:proofErr w:type="gramEnd"/>
+      <w:r>
+        <w:rPr>
+          <w:rFonts w:ascii="Segoe UI" w:eastAsia="Times New Roman" w:hAnsi="Segoe UI" w:cs="Segoe UI"/>
+          <w:sz w:val="24"/>
+          <w:szCs w:val="24"/>
+          <w:lang w:eastAsia="hu-HU"/>
+        </w:rPr>
+        <w:t>_id</w:t>
+      </w:r>
+      <w:proofErr w:type="spellEnd"/>
+      <w:r>
+        <w:rPr>
+          <w:rFonts w:ascii="Segoe UI" w:eastAsia="Times New Roman" w:hAnsi="Segoe UI" w:cs="Segoe UI"/>
+          <w:sz w:val="24"/>
+          <w:szCs w:val="24"/>
+          <w:lang w:eastAsia="hu-HU"/>
+        </w:rPr>
+        <w:t xml:space="preserve"> [</w:t>
+      </w:r>
+      <w:proofErr w:type="gramStart"/>
+      <w:r>
+        <w:rPr>
+          <w:rFonts w:ascii="Segoe UI" w:eastAsia="Times New Roman" w:hAnsi="Segoe UI" w:cs="Segoe UI"/>
+          <w:sz w:val="24"/>
+          <w:szCs w:val="24"/>
+          <w:lang w:eastAsia="hu-HU"/>
+        </w:rPr>
+        <w:t>1:N</w:t>
+      </w:r>
+      <w:proofErr w:type="gramEnd"/>
+      <w:r>
+        <w:rPr>
+          <w:rFonts w:ascii="Segoe UI" w:eastAsia="Times New Roman" w:hAnsi="Segoe UI" w:cs="Segoe UI"/>
+          <w:sz w:val="24"/>
+          <w:szCs w:val="24"/>
+          <w:lang w:eastAsia="hu-HU"/>
+        </w:rPr>
+        <w:t xml:space="preserve"> kapcsolat]</w:t>
+      </w:r>
+    </w:p>
+    <w:p>
+      <w:pPr>
+        <w:numPr>
+          <w:ilvl w:val="0"/>
+          <w:numId w:val="14"/>
+        </w:numPr>
+        <w:spacing w:before="100" w:beforeAutospacing="1" w:after="100" w:afterAutospacing="1" w:line="240" w:lineRule="auto"/>
+        <w:rPr>
+          <w:rFonts w:ascii="Segoe UI" w:eastAsia="Times New Roman" w:hAnsi="Segoe UI" w:cs="Segoe UI"/>
+          <w:sz w:val="24"/>
+          <w:szCs w:val="24"/>
+          <w:lang w:eastAsia="hu-HU"/>
+        </w:rPr>
+      </w:pPr>
+      <w:r>
+        <w:rPr>
+          <w:rFonts w:ascii="Segoe UI" w:eastAsia="Times New Roman" w:hAnsi="Segoe UI" w:cs="Segoe UI"/>
+          <w:sz w:val="24"/>
+          <w:szCs w:val="24"/>
+          <w:lang w:eastAsia="hu-HU"/>
+        </w:rPr>
+        <w:t xml:space="preserve">fiok.id → </w:t>
+      </w:r>
+      <w:proofErr w:type="spellStart"/>
+      <w:r>
+        <w:rPr>
+          <w:rFonts w:ascii="Segoe UI" w:eastAsia="Times New Roman" w:hAnsi="Segoe UI" w:cs="Segoe UI"/>
+          <w:sz w:val="24"/>
+          <w:szCs w:val="24"/>
+          <w:lang w:eastAsia="hu-HU"/>
+        </w:rPr>
+        <w:t>velemeny_</w:t>
+      </w:r>
+      <w:proofErr w:type="gramStart"/>
+      <w:r>
+        <w:rPr>
+          <w:rFonts w:ascii="Segoe UI" w:eastAsia="Times New Roman" w:hAnsi="Segoe UI" w:cs="Segoe UI"/>
+          <w:sz w:val="24"/>
+          <w:szCs w:val="24"/>
+          <w:lang w:eastAsia="hu-HU"/>
+        </w:rPr>
+        <w:t>receptrol.fiok</w:t>
+      </w:r>
+      <w:proofErr w:type="gramEnd"/>
+      <w:r>
+        <w:rPr>
+          <w:rFonts w:ascii="Segoe UI" w:eastAsia="Times New Roman" w:hAnsi="Segoe UI" w:cs="Segoe UI"/>
+          <w:sz w:val="24"/>
+          <w:szCs w:val="24"/>
+          <w:lang w:eastAsia="hu-HU"/>
+        </w:rPr>
+        <w:t>_id</w:t>
+      </w:r>
+      <w:proofErr w:type="spellEnd"/>
+      <w:r>
+        <w:rPr>
+          <w:rFonts w:ascii="Segoe UI" w:eastAsia="Times New Roman" w:hAnsi="Segoe UI" w:cs="Segoe UI"/>
+          <w:sz w:val="24"/>
+          <w:szCs w:val="24"/>
+          <w:lang w:eastAsia="hu-HU"/>
+        </w:rPr>
+        <w:t xml:space="preserve"> [</w:t>
+      </w:r>
+      <w:proofErr w:type="gramStart"/>
+      <w:r>
+        <w:rPr>
+          <w:rFonts w:ascii="Segoe UI" w:eastAsia="Times New Roman" w:hAnsi="Segoe UI" w:cs="Segoe UI"/>
+          <w:sz w:val="24"/>
+          <w:szCs w:val="24"/>
+          <w:lang w:eastAsia="hu-HU"/>
+        </w:rPr>
+        <w:t>1:N</w:t>
+      </w:r>
+      <w:proofErr w:type="gramEnd"/>
+      <w:r>
+        <w:rPr>
+          <w:rFonts w:ascii="Segoe UI" w:eastAsia="Times New Roman" w:hAnsi="Segoe UI" w:cs="Segoe UI"/>
+          <w:sz w:val="24"/>
+          <w:szCs w:val="24"/>
+          <w:lang w:eastAsia="hu-HU"/>
+        </w:rPr>
+        <w:t xml:space="preserve"> kapcsolat]</w:t>
+      </w:r>
+    </w:p>
+    <w:p>
+      <w:pPr>
+        <w:numPr>
+          <w:ilvl w:val="0"/>
+          <w:numId w:val="14"/>
+        </w:numPr>
+        <w:spacing w:before="100" w:beforeAutospacing="1" w:after="100" w:afterAutospacing="1" w:line="240" w:lineRule="auto"/>
+        <w:rPr>
+          <w:rFonts w:ascii="Segoe UI" w:eastAsia="Times New Roman" w:hAnsi="Segoe UI" w:cs="Segoe UI"/>
+          <w:sz w:val="24"/>
+          <w:szCs w:val="24"/>
+          <w:lang w:eastAsia="hu-HU"/>
+        </w:rPr>
+      </w:pPr>
+      <w:r>
+        <w:rPr>
+          <w:rFonts w:ascii="Segoe UI" w:eastAsia="Times New Roman" w:hAnsi="Segoe UI" w:cs="Segoe UI"/>
+          <w:sz w:val="24"/>
+          <w:szCs w:val="24"/>
+          <w:lang w:eastAsia="hu-HU"/>
+        </w:rPr>
+        <w:t xml:space="preserve">fiok.id → </w:t>
+      </w:r>
+      <w:proofErr w:type="spellStart"/>
+      <w:r>
+        <w:rPr>
+          <w:rFonts w:ascii="Segoe UI" w:eastAsia="Times New Roman" w:hAnsi="Segoe UI" w:cs="Segoe UI"/>
+          <w:sz w:val="24"/>
+          <w:szCs w:val="24"/>
+          <w:lang w:eastAsia="hu-HU"/>
+        </w:rPr>
+        <w:t>velemeny_</w:t>
+      </w:r>
+      <w:proofErr w:type="gramStart"/>
+      <w:r>
+        <w:rPr>
+          <w:rFonts w:ascii="Segoe UI" w:eastAsia="Times New Roman" w:hAnsi="Segoe UI" w:cs="Segoe UI"/>
+          <w:sz w:val="24"/>
+          <w:szCs w:val="24"/>
+          <w:lang w:eastAsia="hu-HU"/>
+        </w:rPr>
+        <w:t>alapanyagrol.fiok</w:t>
       </w:r>
       <w:proofErr w:type="gramEnd"/>
       <w:r>
@@ -2644,7 +2804,6 @@
           <w:szCs w:val="24"/>
           <w:lang w:eastAsia="hu-HU"/>
         </w:rPr>
-        <w:lastRenderedPageBreak/>
         <w:t xml:space="preserve">allergenek.id → </w:t>
       </w:r>
       <w:proofErr w:type="spellStart"/>
@@ -2764,6 +2923,7 @@
           <w:szCs w:val="24"/>
           <w:lang w:eastAsia="hu-HU"/>
         </w:rPr>
+        <w:lastRenderedPageBreak/>
         <w:t>Kapcsolatok:</w:t>
       </w:r>
     </w:p>
@@ -3075,11 +3235,17 @@
         <w:pStyle w:val="Cmsor2"/>
       </w:pPr>
       <w:r>
-        <w:t xml:space="preserve">3.6. </w:t>
+        <w:t>3.</w:t>
+      </w:r>
+      <w:r>
+        <w:t>6</w:t>
+      </w:r>
+      <w:r>
+        <w:t xml:space="preserve">. </w:t>
       </w:r>
       <w:proofErr w:type="spellStart"/>
       <w:r>
-        <w:t>fiok</w:t>
+        <w:t>mertekegysegek</w:t>
       </w:r>
       <w:proofErr w:type="spellEnd"/>
     </w:p>
@@ -3136,10 +3302,6 @@
     </w:p>
     <w:p>
       <w:pPr>
-        <w:numPr>
-          <w:ilvl w:val="0"/>
-          <w:numId w:val="18"/>
-        </w:numPr>
         <w:spacing w:before="100" w:beforeAutospacing="1" w:after="100" w:afterAutospacing="1" w:line="240" w:lineRule="auto"/>
         <w:rPr>
           <w:rFonts w:ascii="Segoe UI" w:eastAsia="Times New Roman" w:hAnsi="Segoe UI" w:cs="Segoe UI"/>
@@ -3155,268 +3317,7 @@
           <w:szCs w:val="24"/>
           <w:lang w:eastAsia="hu-HU"/>
         </w:rPr>
-        <w:t xml:space="preserve">fiok.id → </w:t>
-      </w:r>
-      <w:proofErr w:type="spellStart"/>
-      <w:r>
-        <w:rPr>
-          <w:rFonts w:ascii="Segoe UI" w:eastAsia="Times New Roman" w:hAnsi="Segoe UI" w:cs="Segoe UI"/>
-          <w:sz w:val="24"/>
-          <w:szCs w:val="24"/>
-          <w:lang w:eastAsia="hu-HU"/>
-        </w:rPr>
-        <w:t>allergen_fiok_</w:t>
-      </w:r>
-      <w:proofErr w:type="gramStart"/>
-      <w:r>
-        <w:rPr>
-          <w:rFonts w:ascii="Segoe UI" w:eastAsia="Times New Roman" w:hAnsi="Segoe UI" w:cs="Segoe UI"/>
-          <w:sz w:val="24"/>
-          <w:szCs w:val="24"/>
-          <w:lang w:eastAsia="hu-HU"/>
-        </w:rPr>
-        <w:t>osszekoto.fiok</w:t>
-      </w:r>
-      <w:proofErr w:type="gramEnd"/>
-      <w:r>
-        <w:rPr>
-          <w:rFonts w:ascii="Segoe UI" w:eastAsia="Times New Roman" w:hAnsi="Segoe UI" w:cs="Segoe UI"/>
-          <w:sz w:val="24"/>
-          <w:szCs w:val="24"/>
-          <w:lang w:eastAsia="hu-HU"/>
-        </w:rPr>
-        <w:t>_id</w:t>
-      </w:r>
-      <w:proofErr w:type="spellEnd"/>
-      <w:r>
-        <w:rPr>
-          <w:rFonts w:ascii="Segoe UI" w:eastAsia="Times New Roman" w:hAnsi="Segoe UI" w:cs="Segoe UI"/>
-          <w:sz w:val="24"/>
-          <w:szCs w:val="24"/>
-          <w:lang w:eastAsia="hu-HU"/>
-        </w:rPr>
-        <w:t xml:space="preserve"> [</w:t>
-      </w:r>
-      <w:proofErr w:type="gramStart"/>
-      <w:r>
-        <w:rPr>
-          <w:rFonts w:ascii="Segoe UI" w:eastAsia="Times New Roman" w:hAnsi="Segoe UI" w:cs="Segoe UI"/>
-          <w:sz w:val="24"/>
-          <w:szCs w:val="24"/>
-          <w:lang w:eastAsia="hu-HU"/>
-        </w:rPr>
-        <w:t>1:N</w:t>
-      </w:r>
-      <w:proofErr w:type="gramEnd"/>
-      <w:r>
-        <w:rPr>
-          <w:rFonts w:ascii="Segoe UI" w:eastAsia="Times New Roman" w:hAnsi="Segoe UI" w:cs="Segoe UI"/>
-          <w:sz w:val="24"/>
-          <w:szCs w:val="24"/>
-          <w:lang w:eastAsia="hu-HU"/>
-        </w:rPr>
-        <w:t xml:space="preserve"> kapcsolat]</w:t>
-      </w:r>
-    </w:p>
-    <w:p>
-      <w:pPr>
-        <w:numPr>
-          <w:ilvl w:val="0"/>
-          <w:numId w:val="18"/>
-        </w:numPr>
-        <w:spacing w:before="100" w:beforeAutospacing="1" w:after="100" w:afterAutospacing="1" w:line="240" w:lineRule="auto"/>
-        <w:rPr>
-          <w:rFonts w:ascii="Segoe UI" w:eastAsia="Times New Roman" w:hAnsi="Segoe UI" w:cs="Segoe UI"/>
-          <w:sz w:val="24"/>
-          <w:szCs w:val="24"/>
-          <w:lang w:eastAsia="hu-HU"/>
-        </w:rPr>
-      </w:pPr>
-      <w:r>
-        <w:rPr>
-          <w:rFonts w:ascii="Segoe UI" w:eastAsia="Times New Roman" w:hAnsi="Segoe UI" w:cs="Segoe UI"/>
-          <w:sz w:val="24"/>
-          <w:szCs w:val="24"/>
-          <w:lang w:eastAsia="hu-HU"/>
-        </w:rPr>
-        <w:t xml:space="preserve">fiok.id → </w:t>
-      </w:r>
-      <w:proofErr w:type="spellStart"/>
-      <w:r>
-        <w:rPr>
-          <w:rFonts w:ascii="Segoe UI" w:eastAsia="Times New Roman" w:hAnsi="Segoe UI" w:cs="Segoe UI"/>
-          <w:sz w:val="24"/>
-          <w:szCs w:val="24"/>
-          <w:lang w:eastAsia="hu-HU"/>
-        </w:rPr>
-        <w:t>velemeny_</w:t>
-      </w:r>
-      <w:proofErr w:type="gramStart"/>
-      <w:r>
-        <w:rPr>
-          <w:rFonts w:ascii="Segoe UI" w:eastAsia="Times New Roman" w:hAnsi="Segoe UI" w:cs="Segoe UI"/>
-          <w:sz w:val="24"/>
-          <w:szCs w:val="24"/>
-          <w:lang w:eastAsia="hu-HU"/>
-        </w:rPr>
-        <w:t>receptrol.fiok</w:t>
-      </w:r>
-      <w:proofErr w:type="gramEnd"/>
-      <w:r>
-        <w:rPr>
-          <w:rFonts w:ascii="Segoe UI" w:eastAsia="Times New Roman" w:hAnsi="Segoe UI" w:cs="Segoe UI"/>
-          <w:sz w:val="24"/>
-          <w:szCs w:val="24"/>
-          <w:lang w:eastAsia="hu-HU"/>
-        </w:rPr>
-        <w:t>_id</w:t>
-      </w:r>
-      <w:proofErr w:type="spellEnd"/>
-      <w:r>
-        <w:rPr>
-          <w:rFonts w:ascii="Segoe UI" w:eastAsia="Times New Roman" w:hAnsi="Segoe UI" w:cs="Segoe UI"/>
-          <w:sz w:val="24"/>
-          <w:szCs w:val="24"/>
-          <w:lang w:eastAsia="hu-HU"/>
-        </w:rPr>
-        <w:t xml:space="preserve"> [</w:t>
-      </w:r>
-      <w:proofErr w:type="gramStart"/>
-      <w:r>
-        <w:rPr>
-          <w:rFonts w:ascii="Segoe UI" w:eastAsia="Times New Roman" w:hAnsi="Segoe UI" w:cs="Segoe UI"/>
-          <w:sz w:val="24"/>
-          <w:szCs w:val="24"/>
-          <w:lang w:eastAsia="hu-HU"/>
-        </w:rPr>
-        <w:t>1:N</w:t>
-      </w:r>
-      <w:proofErr w:type="gramEnd"/>
-      <w:r>
-        <w:rPr>
-          <w:rFonts w:ascii="Segoe UI" w:eastAsia="Times New Roman" w:hAnsi="Segoe UI" w:cs="Segoe UI"/>
-          <w:sz w:val="24"/>
-          <w:szCs w:val="24"/>
-          <w:lang w:eastAsia="hu-HU"/>
-        </w:rPr>
-        <w:t xml:space="preserve"> kapcsolat]</w:t>
-      </w:r>
-    </w:p>
-    <w:p>
-      <w:pPr>
-        <w:numPr>
-          <w:ilvl w:val="0"/>
-          <w:numId w:val="18"/>
-        </w:numPr>
-        <w:spacing w:before="100" w:beforeAutospacing="1" w:after="100" w:afterAutospacing="1" w:line="240" w:lineRule="auto"/>
-        <w:rPr>
-          <w:rFonts w:ascii="Segoe UI" w:eastAsia="Times New Roman" w:hAnsi="Segoe UI" w:cs="Segoe UI"/>
-          <w:sz w:val="24"/>
-          <w:szCs w:val="24"/>
-          <w:lang w:eastAsia="hu-HU"/>
-        </w:rPr>
-      </w:pPr>
-      <w:r>
-        <w:rPr>
-          <w:rFonts w:ascii="Segoe UI" w:eastAsia="Times New Roman" w:hAnsi="Segoe UI" w:cs="Segoe UI"/>
-          <w:sz w:val="24"/>
-          <w:szCs w:val="24"/>
-          <w:lang w:eastAsia="hu-HU"/>
-        </w:rPr>
-        <w:t xml:space="preserve">fiok.id → </w:t>
-      </w:r>
-      <w:proofErr w:type="spellStart"/>
-      <w:r>
-        <w:rPr>
-          <w:rFonts w:ascii="Segoe UI" w:eastAsia="Times New Roman" w:hAnsi="Segoe UI" w:cs="Segoe UI"/>
-          <w:sz w:val="24"/>
-          <w:szCs w:val="24"/>
-          <w:lang w:eastAsia="hu-HU"/>
-        </w:rPr>
-        <w:t>velemeny_</w:t>
-      </w:r>
-      <w:proofErr w:type="gramStart"/>
-      <w:r>
-        <w:rPr>
-          <w:rFonts w:ascii="Segoe UI" w:eastAsia="Times New Roman" w:hAnsi="Segoe UI" w:cs="Segoe UI"/>
-          <w:sz w:val="24"/>
-          <w:szCs w:val="24"/>
-          <w:lang w:eastAsia="hu-HU"/>
-        </w:rPr>
-        <w:t>alapanyagrol.fiok</w:t>
-      </w:r>
-      <w:proofErr w:type="gramEnd"/>
-      <w:r>
-        <w:rPr>
-          <w:rFonts w:ascii="Segoe UI" w:eastAsia="Times New Roman" w:hAnsi="Segoe UI" w:cs="Segoe UI"/>
-          <w:sz w:val="24"/>
-          <w:szCs w:val="24"/>
-          <w:lang w:eastAsia="hu-HU"/>
-        </w:rPr>
-        <w:t>_id</w:t>
-      </w:r>
-      <w:proofErr w:type="spellEnd"/>
-      <w:r>
-        <w:rPr>
-          <w:rFonts w:ascii="Segoe UI" w:eastAsia="Times New Roman" w:hAnsi="Segoe UI" w:cs="Segoe UI"/>
-          <w:sz w:val="24"/>
-          <w:szCs w:val="24"/>
-          <w:lang w:eastAsia="hu-HU"/>
-        </w:rPr>
-        <w:t xml:space="preserve"> [</w:t>
-      </w:r>
-      <w:proofErr w:type="gramStart"/>
-      <w:r>
-        <w:rPr>
-          <w:rFonts w:ascii="Segoe UI" w:eastAsia="Times New Roman" w:hAnsi="Segoe UI" w:cs="Segoe UI"/>
-          <w:sz w:val="24"/>
-          <w:szCs w:val="24"/>
-          <w:lang w:eastAsia="hu-HU"/>
-        </w:rPr>
-        <w:t>1:N</w:t>
-      </w:r>
-      <w:proofErr w:type="gramEnd"/>
-      <w:r>
-        <w:rPr>
-          <w:rFonts w:ascii="Segoe UI" w:eastAsia="Times New Roman" w:hAnsi="Segoe UI" w:cs="Segoe UI"/>
-          <w:sz w:val="24"/>
-          <w:szCs w:val="24"/>
-          <w:lang w:eastAsia="hu-HU"/>
-        </w:rPr>
-        <w:t xml:space="preserve"> kapcsolat]</w:t>
-      </w:r>
-    </w:p>
-    <w:p>
-      <w:pPr>
-        <w:pStyle w:val="Cmsor2"/>
-      </w:pPr>
-      <w:r>
-        <w:t xml:space="preserve">3.7. </w:t>
-      </w:r>
-      <w:proofErr w:type="spellStart"/>
-      <w:r>
-        <w:t>mertekegysegek</w:t>
-      </w:r>
-      <w:proofErr w:type="spellEnd"/>
-    </w:p>
-    <w:p>
-      <w:pPr>
-        <w:spacing w:before="100" w:beforeAutospacing="1" w:after="100" w:afterAutospacing="1" w:line="240" w:lineRule="auto"/>
-        <w:rPr>
-          <w:rFonts w:ascii="Segoe UI" w:eastAsia="Times New Roman" w:hAnsi="Segoe UI" w:cs="Segoe UI"/>
-          <w:sz w:val="24"/>
-          <w:szCs w:val="24"/>
-          <w:lang w:eastAsia="hu-HU"/>
-        </w:rPr>
-      </w:pPr>
-      <w:r>
-        <w:rPr>
-          <w:rFonts w:ascii="Segoe UI" w:eastAsia="Times New Roman" w:hAnsi="Segoe UI" w:cs="Segoe UI"/>
-          <w:sz w:val="24"/>
-          <w:szCs w:val="24"/>
-          <w:lang w:eastAsia="hu-HU"/>
-        </w:rPr>
-        <w:t xml:space="preserve">Elsődleges kulcs: </w:t>
+        <w:t xml:space="preserve">- Az SQL-fájl nem tartalmaz deklarált idegen kulcsot a </w:t>
       </w:r>
       <w:proofErr w:type="spellStart"/>
       <w:r>
@@ -3426,60 +3327,9 @@
           <w:szCs w:val="20"/>
           <w:lang w:eastAsia="hu-HU"/>
         </w:rPr>
-        <w:t>id</w:t>
+        <w:t>mertekegysegek</w:t>
       </w:r>
       <w:proofErr w:type="spellEnd"/>
-    </w:p>
-    <w:p>
-      <w:pPr>
-        <w:spacing w:before="100" w:beforeAutospacing="1" w:after="100" w:afterAutospacing="1" w:line="240" w:lineRule="auto"/>
-        <w:rPr>
-          <w:rFonts w:ascii="Segoe UI" w:eastAsia="Times New Roman" w:hAnsi="Segoe UI" w:cs="Segoe UI"/>
-          <w:sz w:val="24"/>
-          <w:szCs w:val="24"/>
-          <w:lang w:eastAsia="hu-HU"/>
-        </w:rPr>
-      </w:pPr>
-      <w:r>
-        <w:rPr>
-          <w:rFonts w:ascii="Segoe UI" w:eastAsia="Times New Roman" w:hAnsi="Segoe UI" w:cs="Segoe UI"/>
-          <w:sz w:val="24"/>
-          <w:szCs w:val="24"/>
-          <w:lang w:eastAsia="hu-HU"/>
-        </w:rPr>
-        <w:t>Kapcsolatok:</w:t>
-      </w:r>
-    </w:p>
-    <w:p>
-      <w:pPr>
-        <w:spacing w:before="100" w:beforeAutospacing="1" w:after="100" w:afterAutospacing="1" w:line="240" w:lineRule="auto"/>
-        <w:rPr>
-          <w:rFonts w:ascii="Segoe UI" w:eastAsia="Times New Roman" w:hAnsi="Segoe UI" w:cs="Segoe UI"/>
-          <w:sz w:val="24"/>
-          <w:szCs w:val="24"/>
-          <w:lang w:eastAsia="hu-HU"/>
-        </w:rPr>
-      </w:pPr>
-      <w:r>
-        <w:rPr>
-          <w:rFonts w:ascii="Segoe UI" w:eastAsia="Times New Roman" w:hAnsi="Segoe UI" w:cs="Segoe UI"/>
-          <w:sz w:val="24"/>
-          <w:szCs w:val="24"/>
-          <w:lang w:eastAsia="hu-HU"/>
-        </w:rPr>
-        <w:t xml:space="preserve">- Az SQL-fájl nem tartalmaz deklarált idegen kulcsot a </w:t>
-      </w:r>
-      <w:proofErr w:type="spellStart"/>
-      <w:r>
-        <w:rPr>
-          <w:rFonts w:ascii="Segoe UI" w:eastAsia="Times New Roman" w:hAnsi="Segoe UI" w:cs="Segoe UI"/>
-          <w:sz w:val="20"/>
-          <w:szCs w:val="20"/>
-          <w:lang w:eastAsia="hu-HU"/>
-        </w:rPr>
-        <w:t>mertekegysegek</w:t>
-      </w:r>
-      <w:proofErr w:type="spellEnd"/>
       <w:r>
         <w:rPr>
           <w:rFonts w:ascii="Segoe UI" w:eastAsia="Times New Roman" w:hAnsi="Segoe UI" w:cs="Segoe UI"/>
@@ -3495,7 +3345,13 @@
         <w:pStyle w:val="Cmsor2"/>
       </w:pPr>
       <w:r>
-        <w:t xml:space="preserve">3.8. </w:t>
+        <w:t>3.</w:t>
+      </w:r>
+      <w:r>
+        <w:t>7</w:t>
+      </w:r>
+      <w:r>
+        <w:t xml:space="preserve">. </w:t>
       </w:r>
       <w:proofErr w:type="spellStart"/>
       <w:r>
@@ -3638,8 +3494,13 @@
         <w:pStyle w:val="Cmsor2"/>
       </w:pPr>
       <w:r>
-        <w:lastRenderedPageBreak/>
-        <w:t xml:space="preserve">3.9. </w:t>
+        <w:t>3.</w:t>
+      </w:r>
+      <w:r>
+        <w:t>8</w:t>
+      </w:r>
+      <w:r>
+        <w:t xml:space="preserve">. </w:t>
       </w:r>
       <w:proofErr w:type="spellStart"/>
       <w:r>
@@ -3782,7 +3643,13 @@
         <w:pStyle w:val="Cmsor2"/>
       </w:pPr>
       <w:r>
-        <w:t xml:space="preserve">3.10. </w:t>
+        <w:t>3.</w:t>
+      </w:r>
+      <w:r>
+        <w:t>9</w:t>
+      </w:r>
+      <w:r>
+        <w:t xml:space="preserve">. </w:t>
       </w:r>
       <w:proofErr w:type="spellStart"/>
       <w:r>
@@ -3899,7 +3766,25 @@
           <w:szCs w:val="24"/>
           <w:lang w:eastAsia="hu-HU"/>
         </w:rPr>
-        <w:t xml:space="preserve"> → profil.id [N:1 kapcsolat]</w:t>
+        <w:t xml:space="preserve"> → </w:t>
+      </w:r>
+      <w:r>
+        <w:rPr>
+          <w:rFonts w:ascii="Segoe UI" w:eastAsia="Times New Roman" w:hAnsi="Segoe UI" w:cs="Segoe UI"/>
+          <w:sz w:val="24"/>
+          <w:szCs w:val="24"/>
+          <w:lang w:eastAsia="hu-HU"/>
+        </w:rPr>
+        <w:t>fiok</w:t>
+      </w:r>
+      <w:r>
+        <w:rPr>
+          <w:rFonts w:ascii="Segoe UI" w:eastAsia="Times New Roman" w:hAnsi="Segoe UI" w:cs="Segoe UI"/>
+          <w:sz w:val="24"/>
+          <w:szCs w:val="24"/>
+          <w:lang w:eastAsia="hu-HU"/>
+        </w:rPr>
+        <w:t>.id [N:1 kapcsolat]</w:t>
       </w:r>
     </w:p>
     <w:p>
@@ -3932,6 +3817,7 @@
           <w:szCs w:val="24"/>
           <w:lang w:eastAsia="hu-HU"/>
         </w:rPr>
+        <w:lastRenderedPageBreak/>
         <w:t>Kapcsolatok:</w:t>
       </w:r>
     </w:p>
@@ -4340,54 +4226,25 @@
     </w:p>
     <w:p>
       <w:pPr>
-        <w:rPr>
-          <w:rFonts w:ascii="Segoe UI" w:hAnsi="Segoe UI" w:cs="Segoe UI"/>
-        </w:rPr>
-      </w:pPr>
-    </w:p>
-    <w:p>
-      <w:pPr>
-        <w:rPr>
-          <w:rFonts w:ascii="Segoe UI" w:hAnsi="Segoe UI" w:cs="Segoe UI"/>
-        </w:rPr>
-      </w:pPr>
-    </w:p>
-    <w:p>
-      <w:pPr>
-        <w:rPr>
-          <w:rFonts w:ascii="Segoe UI" w:hAnsi="Segoe UI" w:cs="Segoe UI"/>
-        </w:rPr>
-      </w:pPr>
-    </w:p>
-    <w:p>
-      <w:pPr>
-        <w:rPr>
-          <w:rFonts w:ascii="Segoe UI" w:hAnsi="Segoe UI" w:cs="Segoe UI"/>
-        </w:rPr>
-      </w:pPr>
-    </w:p>
-    <w:p>
-      <w:pPr>
         <w:pStyle w:val="Cmsor1"/>
       </w:pPr>
       <w:r>
         <w:rPr>
           <w:noProof/>
         </w:rPr>
-        <w:lastRenderedPageBreak/>
         <w:drawing>
-          <wp:anchor distT="0" distB="0" distL="114300" distR="114300" simplePos="0" relativeHeight="251658240" behindDoc="1" locked="0" layoutInCell="1" allowOverlap="1" wp14:anchorId="69D6BF7F" wp14:editId="09BC83EE">
+          <wp:anchor distT="0" distB="0" distL="114300" distR="114300" simplePos="0" relativeHeight="251658240" behindDoc="1" locked="0" layoutInCell="1" allowOverlap="1" wp14:anchorId="149210F4" wp14:editId="12158526">
             <wp:simplePos x="0" y="0"/>
             <wp:positionH relativeFrom="margin">
               <wp:align>center</wp:align>
             </wp:positionH>
             <wp:positionV relativeFrom="paragraph">
-              <wp:posOffset>522384</wp:posOffset>
+              <wp:posOffset>574313</wp:posOffset>
             </wp:positionV>
-            <wp:extent cx="6798688" cy="3536487"/>
-            <wp:effectExtent l="0" t="0" r="2540" b="6985"/>
+            <wp:extent cx="6400800" cy="4174773"/>
+            <wp:effectExtent l="0" t="0" r="0" b="0"/>
             <wp:wrapNone/>
-            <wp:docPr id="695038835" name="Kép 2"/>
+            <wp:docPr id="1316515204" name="Kép 2"/>
             <wp:cNvGraphicFramePr>
               <a:graphicFrameLocks xmlns:a="http://schemas.openxmlformats.org/drawingml/2006/main" noChangeAspect="1"/>
             </wp:cNvGraphicFramePr>
@@ -4395,7 +4252,7 @@
               <a:graphicData uri="http://schemas.openxmlformats.org/drawingml/2006/picture">
                 <pic:pic xmlns:pic="http://schemas.openxmlformats.org/drawingml/2006/picture">
                   <pic:nvPicPr>
-                    <pic:cNvPr id="695038835" name="Kép 695038835"/>
+                    <pic:cNvPr id="1316515204" name="Kép 1316515204"/>
                     <pic:cNvPicPr/>
                   </pic:nvPicPr>
                   <pic:blipFill>
@@ -4413,7 +4270,7 @@
                   <pic:spPr>
                     <a:xfrm>
                       <a:off x="0" y="0"/>
-                      <a:ext cx="6798688" cy="3536487"/>
+                      <a:ext cx="6400800" cy="4174773"/>
                     </a:xfrm>
                     <a:prstGeom prst="rect">
                       <a:avLst/>
